--- a/不符合整改/云南腾电不符合7.3.3/工作交接表.docx
+++ b/不符合整改/云南腾电不符合7.3.3/工作交接表.docx
@@ -1,47 +1,48 @@
 
 <file path=word/document.xml><?xml version="1.0" encoding="utf-8"?>
-<w:document xmlns:wpc="http://schemas.microsoft.com/office/word/2010/wordprocessingCanvas" xmlns:mc="http://schemas.openxmlformats.org/markup-compatibility/2006" xmlns:o="urn:schemas-microsoft-com:office:office" xmlns:r="http://schemas.openxmlformats.org/officeDocument/2006/relationships" xmlns:m="http://schemas.openxmlformats.org/officeDocument/2006/math" xmlns:v="urn:schemas-microsoft-com:vml" xmlns:wp14="http://schemas.microsoft.com/office/word/2010/wordprocessingDrawing" xmlns:wp="http://schemas.openxmlformats.org/drawingml/2006/wordprocessingDrawing" xmlns:w="http://schemas.openxmlformats.org/wordprocessingml/2006/main" xmlns:w14="http://schemas.microsoft.com/office/word/2010/wordml" xmlns:w10="urn:schemas-microsoft-com:office:word" xmlns:w15="http://schemas.microsoft.com/office/word/2012/wordml" xmlns:wpg="http://schemas.microsoft.com/office/word/2010/wordprocessingGroup" xmlns:wpi="http://schemas.microsoft.com/office/word/2010/wordprocessingInk" xmlns:wne="http://schemas.microsoft.com/office/word/2006/wordml" xmlns:wps="http://schemas.microsoft.com/office/word/2010/wordprocessingShape" xmlns:wpsCustomData="http://www.wps.cn/officeDocument/2013/wpsCustomData" mc:Ignorable="w14 w15 wp14">
+<w:document xmlns:wpc="http://schemas.microsoft.com/office/word/2010/wordprocessingCanvas" xmlns:mc="http://schemas.openxmlformats.org/markup-compatibility/2006" xmlns:o="urn:schemas-microsoft-com:office:office" xmlns:r="http://schemas.openxmlformats.org/officeDocument/2006/relationships" xmlns:m="http://schemas.openxmlformats.org/officeDocument/2006/math" xmlns:v="urn:schemas-microsoft-com:vml" xmlns:wp14="http://schemas.microsoft.com/office/word/2010/wordprocessingDrawing" xmlns:wp="http://schemas.openxmlformats.org/drawingml/2006/wordprocessingDrawing" xmlns:w10="urn:schemas-microsoft-com:office:word" xmlns:w="http://schemas.openxmlformats.org/wordprocessingml/2006/main" xmlns:w14="http://schemas.microsoft.com/office/word/2010/wordml" xmlns:w15="http://schemas.microsoft.com/office/word/2012/wordml" xmlns:wne="http://schemas.microsoft.com/office/word/2006/wordml" xmlns:wpg="http://schemas.microsoft.com/office/word/2010/wordprocessingGroup" xmlns:wpi="http://schemas.microsoft.com/office/word/2010/wordprocessingInk" xmlns:wps="http://schemas.microsoft.com/office/word/2010/wordprocessingShape" mc:Ignorable="w14 w15 wp14">
+  <!-- Generated by Aspose.Words for .NET 13.3.0.1 -->
   <w:body>
     <w:p>
       <w:pPr>
         <w:rPr>
-          <w:rFonts w:hint="eastAsia" w:ascii="宋体" w:hAnsi="宋体" w:eastAsia="宋体" w:cs="宋体"/>
+          <w:rFonts w:ascii="宋体" w:eastAsia="宋体" w:hAnsi="宋体" w:cs="宋体" w:hint="eastAsia"/>
         </w:rPr>
       </w:pPr>
     </w:p>
     <w:p>
       <w:pPr>
         <w:rPr>
-          <w:rFonts w:hint="eastAsia" w:ascii="宋体" w:hAnsi="宋体" w:eastAsia="宋体" w:cs="宋体"/>
+          <w:rFonts w:ascii="宋体" w:eastAsia="宋体" w:hAnsi="宋体" w:cs="宋体" w:hint="eastAsia"/>
         </w:rPr>
       </w:pPr>
     </w:p>
     <w:p>
       <w:pPr>
         <w:rPr>
-          <w:rFonts w:hint="eastAsia" w:ascii="宋体" w:hAnsi="宋体" w:eastAsia="宋体" w:cs="宋体"/>
+          <w:rFonts w:ascii="宋体" w:eastAsia="宋体" w:hAnsi="宋体" w:cs="宋体" w:hint="eastAsia"/>
         </w:rPr>
       </w:pPr>
     </w:p>
     <w:p>
       <w:pPr>
         <w:rPr>
-          <w:rFonts w:hint="eastAsia" w:ascii="宋体" w:hAnsi="宋体" w:eastAsia="宋体" w:cs="宋体"/>
+          <w:rFonts w:ascii="宋体" w:eastAsia="宋体" w:hAnsi="宋体" w:cs="宋体" w:hint="eastAsia"/>
         </w:rPr>
       </w:pPr>
     </w:p>
     <w:tbl>
       <w:tblPr>
-        <w:tblStyle w:val="3"/>
+        <w:tblStyle w:val="TableNormal"/>
         <w:tblW w:w="0" w:type="auto"/>
         <w:tblInd w:w="255" w:type="dxa"/>
         <w:tblBorders>
-          <w:top w:val="thickThinMediumGap" w:color="000000" w:sz="6" w:space="0"/>
-          <w:left w:val="thickThinMediumGap" w:color="000000" w:sz="6" w:space="0"/>
-          <w:bottom w:val="thickThinMediumGap" w:color="000000" w:sz="6" w:space="0"/>
-          <w:right w:val="thickThinMediumGap" w:color="000000" w:sz="6" w:space="0"/>
-          <w:insideH w:val="thickThinMediumGap" w:color="000000" w:sz="6" w:space="0"/>
-          <w:insideV w:val="thickThinMediumGap" w:color="000000" w:sz="6" w:space="0"/>
+          <w:top w:val="thickThinMediumGap" w:sz="6" w:space="0" w:color="000000"/>
+          <w:left w:val="thickThinMediumGap" w:sz="6" w:space="0" w:color="000000"/>
+          <w:bottom w:val="thickThinMediumGap" w:sz="6" w:space="0" w:color="000000"/>
+          <w:right w:val="thickThinMediumGap" w:sz="6" w:space="0" w:color="000000"/>
+          <w:insideH w:val="thickThinMediumGap" w:sz="6" w:space="0" w:color="000000"/>
+          <w:insideV w:val="thickThinMediumGap" w:sz="6" w:space="0" w:color="000000"/>
         </w:tblBorders>
         <w:tblLayout w:type="fixed"/>
         <w:tblCellMar>
@@ -65,14 +66,17 @@
       </w:tblGrid>
       <w:tr>
         <w:tblPrEx>
+          <w:tblW w:w="0" w:type="auto"/>
+          <w:tblInd w:w="255" w:type="dxa"/>
           <w:tblBorders>
-            <w:top w:val="thickThinMediumGap" w:color="000000" w:sz="6" w:space="0"/>
-            <w:left w:val="thickThinMediumGap" w:color="000000" w:sz="6" w:space="0"/>
-            <w:bottom w:val="thickThinMediumGap" w:color="000000" w:sz="6" w:space="0"/>
-            <w:right w:val="thickThinMediumGap" w:color="000000" w:sz="6" w:space="0"/>
-            <w:insideH w:val="thickThinMediumGap" w:color="000000" w:sz="6" w:space="0"/>
-            <w:insideV w:val="thickThinMediumGap" w:color="000000" w:sz="6" w:space="0"/>
+            <w:top w:val="thickThinMediumGap" w:sz="6" w:space="0" w:color="000000"/>
+            <w:left w:val="thickThinMediumGap" w:sz="6" w:space="0" w:color="000000"/>
+            <w:bottom w:val="thickThinMediumGap" w:sz="6" w:space="0" w:color="000000"/>
+            <w:right w:val="thickThinMediumGap" w:sz="6" w:space="0" w:color="000000"/>
+            <w:insideH w:val="thickThinMediumGap" w:sz="6" w:space="0" w:color="000000"/>
+            <w:insideV w:val="thickThinMediumGap" w:sz="6" w:space="0" w:color="000000"/>
           </w:tblBorders>
+          <w:tblLayout w:type="fixed"/>
           <w:tblCellMar>
             <w:top w:w="0" w:type="dxa"/>
             <w:left w:w="0" w:type="dxa"/>
@@ -81,7 +85,7 @@
           </w:tblCellMar>
         </w:tblPrEx>
         <w:trPr>
-          <w:trHeight w:val="656" w:hRule="atLeast"/>
+          <w:trHeight w:val="656"/>
         </w:trPr>
         <w:tc>
           <w:tcPr>
@@ -89,23 +93,23 @@
             <w:gridSpan w:val="3"/>
             <w:vMerge w:val="restart"/>
             <w:tcBorders>
-              <w:bottom w:val="single" w:color="000000" w:sz="4" w:space="0"/>
-              <w:right w:val="single" w:color="000000" w:sz="4" w:space="0"/>
+              <w:bottom w:val="single" w:sz="4" w:space="0" w:color="000000"/>
+              <w:right w:val="single" w:sz="4" w:space="0" w:color="000000"/>
             </w:tcBorders>
           </w:tcPr>
           <w:p>
             <w:pPr>
-              <w:pStyle w:val="6"/>
-              <w:rPr>
-                <w:b/>
-                <w:bCs w:val="0"/>
-                <w:sz w:val="24"/>
-              </w:rPr>
-            </w:pPr>
-          </w:p>
-          <w:p>
-            <w:pPr>
-              <w:pStyle w:val="6"/>
+              <w:pStyle w:val="TableParagraph"/>
+              <w:rPr>
+                <w:b/>
+                <w:bCs w:val="0"/>
+                <w:sz w:val="24"/>
+              </w:rPr>
+            </w:pPr>
+          </w:p>
+          <w:p>
+            <w:pPr>
+              <w:pStyle w:val="TableParagraph"/>
               <w:tabs>
                 <w:tab w:val="left" w:pos="1059"/>
               </w:tabs>
@@ -148,14 +152,14 @@
             <w:tcW w:w="3649" w:type="dxa"/>
             <w:gridSpan w:val="4"/>
             <w:tcBorders>
-              <w:left w:val="single" w:color="000000" w:sz="4" w:space="0"/>
-              <w:bottom w:val="single" w:color="000000" w:sz="4" w:space="0"/>
-              <w:right w:val="single" w:color="000000" w:sz="4" w:space="0"/>
+              <w:left w:val="single" w:sz="4" w:space="0" w:color="000000"/>
+              <w:bottom w:val="single" w:sz="4" w:space="0" w:color="000000"/>
+              <w:right w:val="single" w:sz="4" w:space="0" w:color="000000"/>
             </w:tcBorders>
           </w:tcPr>
           <w:p>
             <w:pPr>
-              <w:pStyle w:val="6"/>
+              <w:pStyle w:val="TableParagraph"/>
               <w:tabs>
                 <w:tab w:val="left" w:pos="1557"/>
                 <w:tab w:val="left" w:pos="2277"/>
@@ -215,14 +219,14 @@
             <w:tcW w:w="3686" w:type="dxa"/>
             <w:gridSpan w:val="3"/>
             <w:tcBorders>
-              <w:left w:val="single" w:color="000000" w:sz="4" w:space="0"/>
-              <w:bottom w:val="single" w:color="000000" w:sz="4" w:space="0"/>
-              <w:right w:val="thinThickMediumGap" w:color="000000" w:sz="6" w:space="0"/>
+              <w:left w:val="single" w:sz="4" w:space="0" w:color="000000"/>
+              <w:bottom w:val="single" w:sz="4" w:space="0" w:color="000000"/>
+              <w:right w:val="thinThickMediumGap" w:sz="6" w:space="0" w:color="000000"/>
             </w:tcBorders>
           </w:tcPr>
           <w:p>
             <w:pPr>
-              <w:pStyle w:val="6"/>
+              <w:pStyle w:val="TableParagraph"/>
               <w:tabs>
                 <w:tab w:val="left" w:pos="1556"/>
                 <w:tab w:val="left" w:pos="2276"/>
@@ -280,14 +284,9 @@
       </w:tr>
       <w:tr>
         <w:tblPrEx>
-          <w:tblBorders>
-            <w:top w:val="thickThinMediumGap" w:color="000000" w:sz="6" w:space="0"/>
-            <w:left w:val="thickThinMediumGap" w:color="000000" w:sz="6" w:space="0"/>
-            <w:bottom w:val="thickThinMediumGap" w:color="000000" w:sz="6" w:space="0"/>
-            <w:right w:val="thickThinMediumGap" w:color="000000" w:sz="6" w:space="0"/>
-            <w:insideH w:val="thickThinMediumGap" w:color="000000" w:sz="6" w:space="0"/>
-            <w:insideV w:val="thickThinMediumGap" w:color="000000" w:sz="6" w:space="0"/>
-          </w:tblBorders>
+          <w:tblW w:w="0" w:type="auto"/>
+          <w:tblInd w:w="255" w:type="dxa"/>
+          <w:tblLayout w:type="fixed"/>
           <w:tblCellMar>
             <w:top w:w="0" w:type="dxa"/>
             <w:left w:w="0" w:type="dxa"/>
@@ -296,17 +295,17 @@
           </w:tblCellMar>
         </w:tblPrEx>
         <w:trPr>
-          <w:trHeight w:val="645" w:hRule="atLeast"/>
+          <w:trHeight w:val="645"/>
         </w:trPr>
         <w:tc>
           <w:tcPr>
             <w:tcW w:w="1704" w:type="dxa"/>
             <w:gridSpan w:val="3"/>
-            <w:vMerge w:val="continue"/>
+            <w:vMerge/>
             <w:tcBorders>
               <w:top w:val="nil"/>
-              <w:bottom w:val="single" w:color="000000" w:sz="4" w:space="0"/>
-              <w:right w:val="single" w:color="000000" w:sz="4" w:space="0"/>
+              <w:bottom w:val="single" w:sz="4" w:space="0" w:color="000000"/>
+              <w:right w:val="single" w:sz="4" w:space="0" w:color="000000"/>
             </w:tcBorders>
           </w:tcPr>
           <w:p>
@@ -325,15 +324,15 @@
             <w:tcW w:w="1806" w:type="dxa"/>
             <w:gridSpan w:val="2"/>
             <w:tcBorders>
-              <w:top w:val="single" w:color="000000" w:sz="4" w:space="0"/>
-              <w:left w:val="single" w:color="000000" w:sz="4" w:space="0"/>
-              <w:bottom w:val="single" w:color="000000" w:sz="4" w:space="0"/>
-              <w:right w:val="single" w:color="000000" w:sz="4" w:space="0"/>
+              <w:top w:val="single" w:sz="4" w:space="0" w:color="000000"/>
+              <w:left w:val="single" w:sz="4" w:space="0" w:color="000000"/>
+              <w:bottom w:val="single" w:sz="4" w:space="0" w:color="000000"/>
+              <w:right w:val="single" w:sz="4" w:space="0" w:color="000000"/>
             </w:tcBorders>
           </w:tcPr>
           <w:p>
             <w:pPr>
-              <w:pStyle w:val="6"/>
+              <w:pStyle w:val="TableParagraph"/>
               <w:tabs>
                 <w:tab w:val="left" w:pos="1077"/>
               </w:tabs>
@@ -376,15 +375,15 @@
             <w:tcW w:w="1843" w:type="dxa"/>
             <w:gridSpan w:val="2"/>
             <w:tcBorders>
-              <w:top w:val="single" w:color="000000" w:sz="4" w:space="0"/>
-              <w:left w:val="single" w:color="000000" w:sz="4" w:space="0"/>
-              <w:bottom w:val="single" w:color="000000" w:sz="4" w:space="0"/>
-              <w:right w:val="single" w:color="000000" w:sz="4" w:space="0"/>
+              <w:top w:val="single" w:sz="4" w:space="0" w:color="000000"/>
+              <w:left w:val="single" w:sz="4" w:space="0" w:color="000000"/>
+              <w:bottom w:val="single" w:sz="4" w:space="0" w:color="000000"/>
+              <w:right w:val="single" w:sz="4" w:space="0" w:color="000000"/>
             </w:tcBorders>
           </w:tcPr>
           <w:p>
             <w:pPr>
-              <w:pStyle w:val="6"/>
+              <w:pStyle w:val="TableParagraph"/>
               <w:tabs>
                 <w:tab w:val="left" w:pos="1076"/>
               </w:tabs>
@@ -427,15 +426,15 @@
             <w:tcW w:w="1843" w:type="dxa"/>
             <w:gridSpan w:val="2"/>
             <w:tcBorders>
-              <w:top w:val="single" w:color="000000" w:sz="4" w:space="0"/>
-              <w:left w:val="single" w:color="000000" w:sz="4" w:space="0"/>
-              <w:bottom w:val="single" w:color="000000" w:sz="4" w:space="0"/>
-              <w:right w:val="single" w:color="000000" w:sz="4" w:space="0"/>
+              <w:top w:val="single" w:sz="4" w:space="0" w:color="000000"/>
+              <w:left w:val="single" w:sz="4" w:space="0" w:color="000000"/>
+              <w:bottom w:val="single" w:sz="4" w:space="0" w:color="000000"/>
+              <w:right w:val="single" w:sz="4" w:space="0" w:color="000000"/>
             </w:tcBorders>
           </w:tcPr>
           <w:p>
             <w:pPr>
-              <w:pStyle w:val="6"/>
+              <w:pStyle w:val="TableParagraph"/>
               <w:tabs>
                 <w:tab w:val="left" w:pos="1076"/>
               </w:tabs>
@@ -477,15 +476,15 @@
           <w:tcPr>
             <w:tcW w:w="1843" w:type="dxa"/>
             <w:tcBorders>
-              <w:top w:val="single" w:color="000000" w:sz="4" w:space="0"/>
-              <w:left w:val="single" w:color="000000" w:sz="4" w:space="0"/>
-              <w:bottom w:val="single" w:color="000000" w:sz="4" w:space="0"/>
-              <w:right w:val="thinThickMediumGap" w:color="000000" w:sz="6" w:space="0"/>
+              <w:top w:val="single" w:sz="4" w:space="0" w:color="000000"/>
+              <w:left w:val="single" w:sz="4" w:space="0" w:color="000000"/>
+              <w:bottom w:val="single" w:sz="4" w:space="0" w:color="000000"/>
+              <w:right w:val="thinThickMediumGap" w:sz="6" w:space="0" w:color="000000"/>
             </w:tcBorders>
           </w:tcPr>
           <w:p>
             <w:pPr>
-              <w:pStyle w:val="6"/>
+              <w:pStyle w:val="TableParagraph"/>
               <w:tabs>
                 <w:tab w:val="left" w:pos="1076"/>
               </w:tabs>
@@ -526,14 +525,9 @@
       </w:tr>
       <w:tr>
         <w:tblPrEx>
-          <w:tblBorders>
-            <w:top w:val="thickThinMediumGap" w:color="000000" w:sz="6" w:space="0"/>
-            <w:left w:val="thickThinMediumGap" w:color="000000" w:sz="6" w:space="0"/>
-            <w:bottom w:val="thickThinMediumGap" w:color="000000" w:sz="6" w:space="0"/>
-            <w:right w:val="thickThinMediumGap" w:color="000000" w:sz="6" w:space="0"/>
-            <w:insideH w:val="thickThinMediumGap" w:color="000000" w:sz="6" w:space="0"/>
-            <w:insideV w:val="thickThinMediumGap" w:color="000000" w:sz="6" w:space="0"/>
-          </w:tblBorders>
+          <w:tblW w:w="0" w:type="auto"/>
+          <w:tblInd w:w="255" w:type="dxa"/>
+          <w:tblLayout w:type="fixed"/>
           <w:tblCellMar>
             <w:top w:w="0" w:type="dxa"/>
             <w:left w:w="0" w:type="dxa"/>
@@ -542,31 +536,31 @@
           </w:tblCellMar>
         </w:tblPrEx>
         <w:trPr>
-          <w:trHeight w:val="645" w:hRule="atLeast"/>
+          <w:trHeight w:val="645"/>
         </w:trPr>
         <w:tc>
           <w:tcPr>
             <w:tcW w:w="1704" w:type="dxa"/>
             <w:gridSpan w:val="3"/>
             <w:tcBorders>
-              <w:top w:val="single" w:color="000000" w:sz="4" w:space="0"/>
-              <w:bottom w:val="single" w:color="000000" w:sz="4" w:space="0"/>
-              <w:right w:val="single" w:color="000000" w:sz="4" w:space="0"/>
+              <w:top w:val="single" w:sz="4" w:space="0" w:color="000000"/>
+              <w:bottom w:val="single" w:sz="4" w:space="0" w:color="000000"/>
+              <w:right w:val="single" w:sz="4" w:space="0" w:color="000000"/>
             </w:tcBorders>
           </w:tcPr>
           <w:p>
             <w:pPr>
-              <w:pStyle w:val="6"/>
+              <w:pStyle w:val="TableParagraph"/>
               <w:jc w:val="center"/>
               <w:rPr>
-                <w:rFonts w:hint="default" w:ascii="Times New Roman" w:eastAsia="宋体"/>
+                <w:rFonts w:ascii="Times New Roman" w:eastAsia="宋体" w:hint="default"/>
                 <w:sz w:val="24"/>
                 <w:lang w:val="en-US" w:eastAsia="zh-CN"/>
               </w:rPr>
             </w:pPr>
             <w:r>
               <w:rPr>
-                <w:rFonts w:hint="eastAsia" w:ascii="Times New Roman"/>
+                <w:rFonts w:ascii="Times New Roman" w:hint="eastAsia"/>
                 <w:sz w:val="24"/>
                 <w:lang w:val="en-US" w:eastAsia="zh-CN"/>
               </w:rPr>
@@ -579,25 +573,25 @@
             <w:tcW w:w="1806" w:type="dxa"/>
             <w:gridSpan w:val="2"/>
             <w:tcBorders>
-              <w:top w:val="single" w:color="000000" w:sz="4" w:space="0"/>
-              <w:left w:val="single" w:color="000000" w:sz="4" w:space="0"/>
-              <w:bottom w:val="single" w:color="000000" w:sz="4" w:space="0"/>
-              <w:right w:val="single" w:color="000000" w:sz="4" w:space="0"/>
+              <w:top w:val="single" w:sz="4" w:space="0" w:color="000000"/>
+              <w:left w:val="single" w:sz="4" w:space="0" w:color="000000"/>
+              <w:bottom w:val="single" w:sz="4" w:space="0" w:color="000000"/>
+              <w:right w:val="single" w:sz="4" w:space="0" w:color="000000"/>
             </w:tcBorders>
           </w:tcPr>
           <w:p>
             <w:pPr>
-              <w:pStyle w:val="6"/>
+              <w:pStyle w:val="TableParagraph"/>
               <w:jc w:val="center"/>
               <w:rPr>
-                <w:rFonts w:hint="eastAsia" w:ascii="Times New Roman" w:eastAsia="宋体"/>
+                <w:rFonts w:ascii="Times New Roman" w:eastAsia="宋体" w:hint="eastAsia"/>
                 <w:sz w:val="24"/>
                 <w:lang w:val="en-US" w:eastAsia="zh-CN"/>
               </w:rPr>
             </w:pPr>
             <w:r>
               <w:rPr>
-                <w:rFonts w:hint="eastAsia" w:ascii="Times New Roman"/>
+                <w:rFonts w:ascii="Times New Roman" w:hint="eastAsia"/>
                 <w:sz w:val="24"/>
                 <w:lang w:val="en-US" w:eastAsia="zh-CN"/>
               </w:rPr>
@@ -610,25 +604,25 @@
             <w:tcW w:w="1843" w:type="dxa"/>
             <w:gridSpan w:val="2"/>
             <w:tcBorders>
-              <w:top w:val="single" w:color="000000" w:sz="4" w:space="0"/>
-              <w:left w:val="single" w:color="000000" w:sz="4" w:space="0"/>
-              <w:bottom w:val="single" w:color="000000" w:sz="4" w:space="0"/>
-              <w:right w:val="single" w:color="000000" w:sz="4" w:space="0"/>
+              <w:top w:val="single" w:sz="4" w:space="0" w:color="000000"/>
+              <w:left w:val="single" w:sz="4" w:space="0" w:color="000000"/>
+              <w:bottom w:val="single" w:sz="4" w:space="0" w:color="000000"/>
+              <w:right w:val="single" w:sz="4" w:space="0" w:color="000000"/>
             </w:tcBorders>
           </w:tcPr>
           <w:p>
             <w:pPr>
-              <w:pStyle w:val="6"/>
+              <w:pStyle w:val="TableParagraph"/>
               <w:jc w:val="center"/>
               <w:rPr>
-                <w:rFonts w:hint="default" w:ascii="Times New Roman" w:eastAsia="宋体"/>
+                <w:rFonts w:ascii="Times New Roman" w:eastAsia="宋体" w:hint="default"/>
                 <w:sz w:val="24"/>
                 <w:lang w:val="en-US" w:eastAsia="zh-CN"/>
               </w:rPr>
             </w:pPr>
             <w:r>
               <w:rPr>
-                <w:rFonts w:hint="eastAsia" w:ascii="Times New Roman"/>
+                <w:rFonts w:ascii="Times New Roman" w:hint="eastAsia"/>
                 <w:sz w:val="24"/>
                 <w:lang w:val="en-US" w:eastAsia="zh-CN"/>
               </w:rPr>
@@ -641,25 +635,25 @@
             <w:tcW w:w="1843" w:type="dxa"/>
             <w:gridSpan w:val="2"/>
             <w:tcBorders>
-              <w:top w:val="single" w:color="000000" w:sz="4" w:space="0"/>
-              <w:left w:val="single" w:color="000000" w:sz="4" w:space="0"/>
-              <w:bottom w:val="single" w:color="000000" w:sz="4" w:space="0"/>
-              <w:right w:val="single" w:color="000000" w:sz="4" w:space="0"/>
+              <w:top w:val="single" w:sz="4" w:space="0" w:color="000000"/>
+              <w:left w:val="single" w:sz="4" w:space="0" w:color="000000"/>
+              <w:bottom w:val="single" w:sz="4" w:space="0" w:color="000000"/>
+              <w:right w:val="single" w:sz="4" w:space="0" w:color="000000"/>
             </w:tcBorders>
           </w:tcPr>
           <w:p>
             <w:pPr>
-              <w:pStyle w:val="6"/>
+              <w:pStyle w:val="TableParagraph"/>
               <w:jc w:val="center"/>
               <w:rPr>
-                <w:rFonts w:hint="eastAsia" w:ascii="Times New Roman" w:eastAsia="宋体"/>
+                <w:rFonts w:ascii="Times New Roman" w:eastAsia="宋体" w:hint="eastAsia"/>
                 <w:sz w:val="24"/>
                 <w:lang w:val="en-US" w:eastAsia="zh-CN"/>
               </w:rPr>
             </w:pPr>
             <w:r>
               <w:rPr>
-                <w:rFonts w:hint="eastAsia" w:ascii="Times New Roman"/>
+                <w:rFonts w:ascii="Times New Roman" w:hint="eastAsia"/>
                 <w:sz w:val="24"/>
                 <w:lang w:val="en-US" w:eastAsia="zh-CN"/>
               </w:rPr>
@@ -671,25 +665,25 @@
           <w:tcPr>
             <w:tcW w:w="1843" w:type="dxa"/>
             <w:tcBorders>
-              <w:top w:val="single" w:color="000000" w:sz="4" w:space="0"/>
-              <w:left w:val="single" w:color="000000" w:sz="4" w:space="0"/>
-              <w:bottom w:val="single" w:color="000000" w:sz="4" w:space="0"/>
-              <w:right w:val="thinThickMediumGap" w:color="000000" w:sz="6" w:space="0"/>
+              <w:top w:val="single" w:sz="4" w:space="0" w:color="000000"/>
+              <w:left w:val="single" w:sz="4" w:space="0" w:color="000000"/>
+              <w:bottom w:val="single" w:sz="4" w:space="0" w:color="000000"/>
+              <w:right w:val="thinThickMediumGap" w:sz="6" w:space="0" w:color="000000"/>
             </w:tcBorders>
           </w:tcPr>
           <w:p>
             <w:pPr>
-              <w:pStyle w:val="6"/>
+              <w:pStyle w:val="TableParagraph"/>
               <w:jc w:val="center"/>
               <w:rPr>
-                <w:rFonts w:hint="default" w:ascii="Times New Roman" w:eastAsia="宋体"/>
+                <w:rFonts w:ascii="Times New Roman" w:eastAsia="宋体" w:hint="default"/>
                 <w:sz w:val="24"/>
                 <w:lang w:val="en-US" w:eastAsia="zh-CN"/>
               </w:rPr>
             </w:pPr>
             <w:r>
               <w:rPr>
-                <w:rFonts w:hint="eastAsia" w:ascii="Times New Roman"/>
+                <w:rFonts w:ascii="Times New Roman" w:hint="eastAsia"/>
                 <w:sz w:val="24"/>
                 <w:lang w:val="en-US" w:eastAsia="zh-CN"/>
               </w:rPr>
@@ -699,7 +693,7 @@
             <w:bookmarkEnd w:id="0"/>
             <w:r>
               <w:rPr>
-                <w:rFonts w:hint="eastAsia" w:ascii="Times New Roman"/>
+                <w:rFonts w:ascii="Times New Roman" w:hint="eastAsia"/>
                 <w:sz w:val="24"/>
                 <w:lang w:val="en-US" w:eastAsia="zh-CN"/>
               </w:rPr>
@@ -710,14 +704,9 @@
       </w:tr>
       <w:tr>
         <w:tblPrEx>
-          <w:tblBorders>
-            <w:top w:val="thickThinMediumGap" w:color="000000" w:sz="6" w:space="0"/>
-            <w:left w:val="thickThinMediumGap" w:color="000000" w:sz="6" w:space="0"/>
-            <w:bottom w:val="thickThinMediumGap" w:color="000000" w:sz="6" w:space="0"/>
-            <w:right w:val="thickThinMediumGap" w:color="000000" w:sz="6" w:space="0"/>
-            <w:insideH w:val="thickThinMediumGap" w:color="000000" w:sz="6" w:space="0"/>
-            <w:insideV w:val="thickThinMediumGap" w:color="000000" w:sz="6" w:space="0"/>
-          </w:tblBorders>
+          <w:tblW w:w="0" w:type="auto"/>
+          <w:tblInd w:w="255" w:type="dxa"/>
+          <w:tblLayout w:type="fixed"/>
           <w:tblCellMar>
             <w:top w:w="0" w:type="dxa"/>
             <w:left w:w="0" w:type="dxa"/>
@@ -726,57 +715,57 @@
           </w:tblCellMar>
         </w:tblPrEx>
         <w:trPr>
-          <w:trHeight w:val="5871" w:hRule="atLeast"/>
+          <w:trHeight w:val="5871"/>
         </w:trPr>
         <w:tc>
           <w:tcPr>
             <w:tcW w:w="828" w:type="dxa"/>
             <w:gridSpan w:val="2"/>
             <w:tcBorders>
-              <w:top w:val="single" w:color="000000" w:sz="4" w:space="0"/>
-              <w:bottom w:val="thinThickMediumGap" w:color="000000" w:sz="6" w:space="0"/>
-              <w:right w:val="single" w:color="000000" w:sz="4" w:space="0"/>
+              <w:top w:val="single" w:sz="4" w:space="0" w:color="000000"/>
+              <w:bottom w:val="thinThickMediumGap" w:sz="6" w:space="0" w:color="000000"/>
+              <w:right w:val="single" w:sz="4" w:space="0" w:color="000000"/>
             </w:tcBorders>
           </w:tcPr>
           <w:p>
             <w:pPr>
-              <w:pStyle w:val="6"/>
-              <w:rPr>
-                <w:b/>
-                <w:sz w:val="24"/>
-              </w:rPr>
-            </w:pPr>
-          </w:p>
-          <w:p>
-            <w:pPr>
-              <w:pStyle w:val="6"/>
-              <w:rPr>
-                <w:b/>
-                <w:sz w:val="24"/>
-              </w:rPr>
-            </w:pPr>
-          </w:p>
-          <w:p>
-            <w:pPr>
-              <w:pStyle w:val="6"/>
-              <w:rPr>
-                <w:b/>
-                <w:sz w:val="24"/>
-              </w:rPr>
-            </w:pPr>
-          </w:p>
-          <w:p>
-            <w:pPr>
-              <w:pStyle w:val="6"/>
-              <w:rPr>
-                <w:b/>
-                <w:sz w:val="24"/>
-              </w:rPr>
-            </w:pPr>
-          </w:p>
-          <w:p>
-            <w:pPr>
-              <w:pStyle w:val="6"/>
+              <w:pStyle w:val="TableParagraph"/>
+              <w:rPr>
+                <w:b/>
+                <w:sz w:val="24"/>
+              </w:rPr>
+            </w:pPr>
+          </w:p>
+          <w:p>
+            <w:pPr>
+              <w:pStyle w:val="TableParagraph"/>
+              <w:rPr>
+                <w:b/>
+                <w:sz w:val="24"/>
+              </w:rPr>
+            </w:pPr>
+          </w:p>
+          <w:p>
+            <w:pPr>
+              <w:pStyle w:val="TableParagraph"/>
+              <w:rPr>
+                <w:b/>
+                <w:sz w:val="24"/>
+              </w:rPr>
+            </w:pPr>
+          </w:p>
+          <w:p>
+            <w:pPr>
+              <w:pStyle w:val="TableParagraph"/>
+              <w:rPr>
+                <w:b/>
+                <w:sz w:val="24"/>
+              </w:rPr>
+            </w:pPr>
+          </w:p>
+          <w:p>
+            <w:pPr>
+              <w:pStyle w:val="TableParagraph"/>
               <w:spacing w:before="6"/>
               <w:rPr>
                 <w:b/>
@@ -786,7 +775,7 @@
           </w:p>
           <w:p>
             <w:pPr>
-              <w:pStyle w:val="6"/>
+              <w:pStyle w:val="TableParagraph"/>
               <w:spacing w:line="487" w:lineRule="auto"/>
               <w:ind w:left="284" w:right="273"/>
               <w:jc w:val="both"/>
@@ -807,15 +796,15 @@
             <w:tcW w:w="8211" w:type="dxa"/>
             <w:gridSpan w:val="8"/>
             <w:tcBorders>
-              <w:top w:val="single" w:color="000000" w:sz="4" w:space="0"/>
-              <w:left w:val="single" w:color="000000" w:sz="4" w:space="0"/>
-              <w:bottom w:val="thinThickMediumGap" w:color="000000" w:sz="6" w:space="0"/>
-              <w:right w:val="thinThickMediumGap" w:color="000000" w:sz="6" w:space="0"/>
+              <w:top w:val="single" w:sz="4" w:space="0" w:color="000000"/>
+              <w:left w:val="single" w:sz="4" w:space="0" w:color="000000"/>
+              <w:bottom w:val="thinThickMediumGap" w:sz="6" w:space="0" w:color="000000"/>
+              <w:right w:val="thinThickMediumGap" w:sz="6" w:space="0" w:color="000000"/>
             </w:tcBorders>
           </w:tcPr>
           <w:p>
             <w:pPr>
-              <w:pStyle w:val="6"/>
+              <w:pStyle w:val="TableParagraph"/>
               <w:rPr>
                 <w:rFonts w:ascii="Times New Roman"/>
                 <w:sz w:val="24"/>
@@ -824,7 +813,7 @@
           </w:p>
           <w:p>
             <w:pPr>
-              <w:pStyle w:val="6"/>
+              <w:pStyle w:val="TableParagraph"/>
               <w:rPr>
                 <w:rFonts w:ascii="Times New Roman"/>
                 <w:sz w:val="24"/>
@@ -833,12 +822,12 @@
           </w:p>
           <w:p>
             <w:pPr>
-              <w:pStyle w:val="6"/>
+              <w:pStyle w:val="TableParagraph"/>
               <w:numPr>
                 <w:ilvl w:val="0"/>
                 <w:numId w:val="1"/>
               </w:numPr>
-              <w:ind w:left="420" w:leftChars="0" w:hanging="420" w:firstLineChars="0"/>
+              <w:ind w:left="420" w:hanging="420" w:leftChars="0" w:firstLineChars="0"/>
               <w:rPr>
                 <w:rFonts w:ascii="Times New Roman"/>
                 <w:sz w:val="28"/>
@@ -856,12 +845,12 @@
           </w:p>
           <w:p>
             <w:pPr>
-              <w:pStyle w:val="6"/>
+              <w:pStyle w:val="TableParagraph"/>
               <w:numPr>
                 <w:ilvl w:val="0"/>
                 <w:numId w:val="1"/>
               </w:numPr>
-              <w:ind w:left="420" w:leftChars="0" w:hanging="420" w:firstLineChars="0"/>
+              <w:ind w:left="420" w:hanging="420" w:leftChars="0" w:firstLineChars="0"/>
               <w:rPr>
                 <w:rFonts w:ascii="Times New Roman"/>
                 <w:sz w:val="28"/>
@@ -870,7 +859,7 @@
             </w:pPr>
             <w:r>
               <w:rPr>
-                <w:rFonts w:hint="default" w:ascii="Times New Roman"/>
+                <w:rFonts w:ascii="Times New Roman" w:hint="default"/>
                 <w:sz w:val="28"/>
                 <w:szCs w:val="28"/>
               </w:rPr>
@@ -879,12 +868,12 @@
           </w:p>
           <w:p>
             <w:pPr>
-              <w:pStyle w:val="6"/>
+              <w:pStyle w:val="TableParagraph"/>
               <w:numPr>
                 <w:ilvl w:val="0"/>
                 <w:numId w:val="1"/>
               </w:numPr>
-              <w:ind w:left="420" w:leftChars="0" w:hanging="420" w:firstLineChars="0"/>
+              <w:ind w:left="420" w:hanging="420" w:leftChars="0" w:firstLineChars="0"/>
               <w:rPr>
                 <w:rFonts w:ascii="Times New Roman"/>
                 <w:sz w:val="28"/>
@@ -893,7 +882,7 @@
             </w:pPr>
             <w:r>
               <w:rPr>
-                <w:rFonts w:hint="default" w:ascii="Times New Roman"/>
+                <w:rFonts w:ascii="Times New Roman" w:hint="default"/>
                 <w:sz w:val="28"/>
                 <w:szCs w:val="28"/>
               </w:rPr>
@@ -902,12 +891,12 @@
           </w:p>
           <w:p>
             <w:pPr>
-              <w:pStyle w:val="6"/>
+              <w:pStyle w:val="TableParagraph"/>
               <w:numPr>
                 <w:ilvl w:val="0"/>
                 <w:numId w:val="1"/>
               </w:numPr>
-              <w:ind w:left="420" w:leftChars="0" w:hanging="420" w:firstLineChars="0"/>
+              <w:ind w:left="420" w:hanging="420" w:leftChars="0" w:firstLineChars="0"/>
               <w:rPr>
                 <w:rFonts w:ascii="Times New Roman"/>
                 <w:sz w:val="28"/>
@@ -916,7 +905,7 @@
             </w:pPr>
             <w:r>
               <w:rPr>
-                <w:rFonts w:hint="default" w:ascii="Times New Roman"/>
+                <w:rFonts w:ascii="Times New Roman" w:hint="default"/>
                 <w:sz w:val="28"/>
                 <w:szCs w:val="28"/>
               </w:rPr>
@@ -925,12 +914,12 @@
           </w:p>
           <w:p>
             <w:pPr>
-              <w:pStyle w:val="6"/>
+              <w:pStyle w:val="TableParagraph"/>
               <w:numPr>
                 <w:ilvl w:val="0"/>
                 <w:numId w:val="1"/>
               </w:numPr>
-              <w:ind w:left="420" w:leftChars="0" w:hanging="420" w:firstLineChars="0"/>
+              <w:ind w:left="420" w:hanging="420" w:leftChars="0" w:firstLineChars="0"/>
               <w:rPr>
                 <w:rFonts w:ascii="Times New Roman"/>
                 <w:sz w:val="28"/>
@@ -939,7 +928,7 @@
             </w:pPr>
             <w:r>
               <w:rPr>
-                <w:rFonts w:hint="default" w:ascii="Times New Roman"/>
+                <w:rFonts w:ascii="Times New Roman" w:hint="default"/>
                 <w:sz w:val="28"/>
                 <w:szCs w:val="28"/>
               </w:rPr>
@@ -948,7 +937,7 @@
           </w:p>
           <w:p>
             <w:pPr>
-              <w:pStyle w:val="6"/>
+              <w:pStyle w:val="TableParagraph"/>
               <w:rPr>
                 <w:rFonts w:ascii="Times New Roman"/>
                 <w:sz w:val="24"/>
@@ -957,7 +946,7 @@
           </w:p>
           <w:p>
             <w:pPr>
-              <w:pStyle w:val="6"/>
+              <w:pStyle w:val="TableParagraph"/>
               <w:rPr>
                 <w:rFonts w:ascii="Times New Roman"/>
                 <w:sz w:val="24"/>
@@ -966,7 +955,7 @@
           </w:p>
           <w:p>
             <w:pPr>
-              <w:pStyle w:val="6"/>
+              <w:pStyle w:val="TableParagraph"/>
               <w:rPr>
                 <w:rFonts w:ascii="Times New Roman"/>
                 <w:sz w:val="24"/>
@@ -975,7 +964,7 @@
           </w:p>
           <w:p>
             <w:pPr>
-              <w:pStyle w:val="6"/>
+              <w:pStyle w:val="TableParagraph"/>
               <w:rPr>
                 <w:rFonts w:ascii="Times New Roman"/>
                 <w:sz w:val="24"/>
@@ -984,7 +973,7 @@
           </w:p>
           <w:p>
             <w:pPr>
-              <w:pStyle w:val="6"/>
+              <w:pStyle w:val="TableParagraph"/>
               <w:rPr>
                 <w:rFonts w:ascii="Times New Roman"/>
                 <w:sz w:val="24"/>
@@ -993,7 +982,7 @@
           </w:p>
           <w:p>
             <w:pPr>
-              <w:pStyle w:val="6"/>
+              <w:pStyle w:val="TableParagraph"/>
               <w:rPr>
                 <w:rFonts w:ascii="Times New Roman"/>
                 <w:sz w:val="24"/>
@@ -1002,7 +991,7 @@
           </w:p>
           <w:p>
             <w:pPr>
-              <w:pStyle w:val="6"/>
+              <w:pStyle w:val="TableParagraph"/>
               <w:rPr>
                 <w:rFonts w:ascii="Times New Roman"/>
                 <w:sz w:val="24"/>
@@ -1011,7 +1000,7 @@
           </w:p>
           <w:p>
             <w:pPr>
-              <w:pStyle w:val="6"/>
+              <w:pStyle w:val="TableParagraph"/>
               <w:rPr>
                 <w:rFonts w:ascii="Times New Roman"/>
                 <w:sz w:val="24"/>
@@ -1022,14 +1011,17 @@
       </w:tr>
       <w:tr>
         <w:tblPrEx>
+          <w:tblW w:w="0" w:type="auto"/>
+          <w:tblInd w:w="255" w:type="dxa"/>
           <w:tblBorders>
-            <w:top w:val="none" w:color="auto" w:sz="0" w:space="0"/>
-            <w:left w:val="none" w:color="auto" w:sz="0" w:space="0"/>
-            <w:bottom w:val="none" w:color="auto" w:sz="0" w:space="0"/>
-            <w:right w:val="none" w:color="auto" w:sz="0" w:space="0"/>
-            <w:insideH w:val="none" w:color="auto" w:sz="0" w:space="0"/>
-            <w:insideV w:val="none" w:color="auto" w:sz="0" w:space="0"/>
+            <w:top w:val="nil"/>
+            <w:left w:val="nil"/>
+            <w:bottom w:val="nil"/>
+            <w:right w:val="nil"/>
+            <w:insideH w:val="nil"/>
+            <w:insideV w:val="nil"/>
           </w:tblBorders>
+          <w:tblLayout w:type="fixed"/>
           <w:tblCellMar>
             <w:top w:w="0" w:type="dxa"/>
             <w:left w:w="0" w:type="dxa"/>
@@ -1040,7 +1032,7 @@
         <w:trPr>
           <w:gridBefore w:val="1"/>
           <w:wBefore w:w="42" w:type="dxa"/>
-          <w:trHeight w:val="276" w:hRule="atLeast"/>
+          <w:trHeight w:val="276"/>
         </w:trPr>
         <w:tc>
           <w:tcPr>
@@ -1049,7 +1041,7 @@
           </w:tcPr>
           <w:p>
             <w:pPr>
-              <w:pStyle w:val="6"/>
+              <w:pStyle w:val="TableParagraph"/>
               <w:spacing w:line="256" w:lineRule="exact"/>
               <w:rPr>
                 <w:sz w:val="24"/>
@@ -1063,7 +1055,7 @@
             </w:r>
             <w:r>
               <w:rPr>
-                <w:rFonts w:hint="eastAsia" w:ascii="Times New Roman"/>
+                <w:rFonts w:ascii="Times New Roman" w:hint="eastAsia"/>
                 <w:sz w:val="24"/>
                 <w:lang w:val="en-US" w:eastAsia="zh-CN"/>
               </w:rPr>
@@ -1078,7 +1070,7 @@
           </w:tcPr>
           <w:p>
             <w:pPr>
-              <w:pStyle w:val="6"/>
+              <w:pStyle w:val="TableParagraph"/>
               <w:spacing w:line="256" w:lineRule="exact"/>
               <w:ind w:left="600"/>
               <w:rPr>
@@ -1092,14 +1084,13 @@
             <w:tcW w:w="2220" w:type="dxa"/>
             <w:gridSpan w:val="2"/>
             <w:shd w:val="clear" w:color="auto" w:fill="auto"/>
-            <w:vAlign w:val="top"/>
-          </w:tcPr>
-          <w:p>
-            <w:pPr>
-              <w:pStyle w:val="6"/>
+          </w:tcPr>
+          <w:p>
+            <w:pPr>
+              <w:pStyle w:val="TableParagraph"/>
               <w:spacing w:line="256" w:lineRule="exact"/>
               <w:rPr>
-                <w:rFonts w:ascii="宋体" w:hAnsi="宋体" w:eastAsia="宋体" w:cs="宋体"/>
+                <w:rFonts w:ascii="宋体" w:eastAsia="宋体" w:hAnsi="宋体" w:cs="宋体"/>
                 <w:kern w:val="2"/>
                 <w:sz w:val="24"/>
                 <w:szCs w:val="24"/>
@@ -1121,11 +1112,11 @@
           </w:tcPr>
           <w:p>
             <w:pPr>
-              <w:pStyle w:val="6"/>
+              <w:pStyle w:val="TableParagraph"/>
               <w:spacing w:line="256" w:lineRule="exact"/>
               <w:ind w:left="480"/>
               <w:rPr>
-                <w:rFonts w:hint="eastAsia" w:eastAsia="宋体"/>
+                <w:rFonts w:eastAsia="宋体" w:hint="eastAsia"/>
                 <w:sz w:val="24"/>
                 <w:lang w:val="en-US" w:eastAsia="zh-CN"/>
               </w:rPr>
@@ -1143,14 +1134,17 @@
       </w:tr>
       <w:tr>
         <w:tblPrEx>
+          <w:tblW w:w="0" w:type="auto"/>
+          <w:tblInd w:w="255" w:type="dxa"/>
           <w:tblBorders>
-            <w:top w:val="none" w:color="auto" w:sz="0" w:space="0"/>
-            <w:left w:val="none" w:color="auto" w:sz="0" w:space="0"/>
-            <w:bottom w:val="none" w:color="auto" w:sz="0" w:space="0"/>
-            <w:right w:val="none" w:color="auto" w:sz="0" w:space="0"/>
-            <w:insideH w:val="none" w:color="auto" w:sz="0" w:space="0"/>
-            <w:insideV w:val="none" w:color="auto" w:sz="0" w:space="0"/>
+            <w:top w:val="nil"/>
+            <w:left w:val="nil"/>
+            <w:bottom w:val="nil"/>
+            <w:right w:val="nil"/>
+            <w:insideH w:val="nil"/>
+            <w:insideV w:val="nil"/>
           </w:tblBorders>
+          <w:tblLayout w:type="fixed"/>
           <w:tblCellMar>
             <w:top w:w="0" w:type="dxa"/>
             <w:left w:w="0" w:type="dxa"/>
@@ -1161,7 +1155,7 @@
         <w:trPr>
           <w:gridBefore w:val="1"/>
           <w:wBefore w:w="42" w:type="dxa"/>
-          <w:trHeight w:val="287" w:hRule="atLeast"/>
+          <w:trHeight w:val="287"/>
         </w:trPr>
         <w:tc>
           <w:tcPr>
@@ -1170,10 +1164,10 @@
           </w:tcPr>
           <w:p>
             <w:pPr>
-              <w:pStyle w:val="6"/>
+              <w:pStyle w:val="TableParagraph"/>
               <w:spacing w:before="2" w:line="254" w:lineRule="exact"/>
               <w:rPr>
-                <w:rFonts w:hint="default" w:eastAsia="宋体"/>
+                <w:rFonts w:eastAsia="宋体" w:hint="default"/>
                 <w:sz w:val="24"/>
                 <w:lang w:val="en-US" w:eastAsia="zh-CN"/>
               </w:rPr>
@@ -1201,7 +1195,7 @@
           </w:tcPr>
           <w:p>
             <w:pPr>
-              <w:pStyle w:val="6"/>
+              <w:pStyle w:val="TableParagraph"/>
               <w:spacing w:before="2" w:line="254" w:lineRule="exact"/>
               <w:ind w:left="600"/>
               <w:rPr>
@@ -1215,14 +1209,13 @@
             <w:tcW w:w="2220" w:type="dxa"/>
             <w:gridSpan w:val="2"/>
             <w:shd w:val="clear" w:color="auto" w:fill="auto"/>
-            <w:vAlign w:val="top"/>
-          </w:tcPr>
-          <w:p>
-            <w:pPr>
-              <w:pStyle w:val="6"/>
+          </w:tcPr>
+          <w:p>
+            <w:pPr>
+              <w:pStyle w:val="TableParagraph"/>
               <w:spacing w:before="2" w:line="254" w:lineRule="exact"/>
               <w:rPr>
-                <w:rFonts w:ascii="宋体" w:hAnsi="宋体" w:eastAsia="宋体" w:cs="宋体"/>
+                <w:rFonts w:ascii="宋体" w:eastAsia="宋体" w:hAnsi="宋体" w:cs="宋体"/>
                 <w:kern w:val="2"/>
                 <w:sz w:val="24"/>
                 <w:szCs w:val="24"/>
@@ -1244,7 +1237,7 @@
           </w:tcPr>
           <w:p>
             <w:pPr>
-              <w:pStyle w:val="6"/>
+              <w:pStyle w:val="TableParagraph"/>
               <w:spacing w:before="2" w:line="254" w:lineRule="exact"/>
               <w:ind w:left="480"/>
               <w:rPr>
@@ -1264,14 +1257,17 @@
       </w:tr>
       <w:tr>
         <w:tblPrEx>
+          <w:tblW w:w="0" w:type="auto"/>
+          <w:tblInd w:w="255" w:type="dxa"/>
           <w:tblBorders>
-            <w:top w:val="none" w:color="auto" w:sz="0" w:space="0"/>
-            <w:left w:val="none" w:color="auto" w:sz="0" w:space="0"/>
-            <w:bottom w:val="none" w:color="auto" w:sz="0" w:space="0"/>
-            <w:right w:val="none" w:color="auto" w:sz="0" w:space="0"/>
-            <w:insideH w:val="none" w:color="auto" w:sz="0" w:space="0"/>
-            <w:insideV w:val="none" w:color="auto" w:sz="0" w:space="0"/>
+            <w:top w:val="nil"/>
+            <w:left w:val="nil"/>
+            <w:bottom w:val="nil"/>
+            <w:right w:val="nil"/>
+            <w:insideH w:val="nil"/>
+            <w:insideV w:val="nil"/>
           </w:tblBorders>
+          <w:tblLayout w:type="fixed"/>
           <w:tblCellMar>
             <w:top w:w="0" w:type="dxa"/>
             <w:left w:w="0" w:type="dxa"/>
@@ -1282,21 +1278,20 @@
         <w:trPr>
           <w:gridBefore w:val="1"/>
           <w:wBefore w:w="42" w:type="dxa"/>
-          <w:trHeight w:val="276" w:hRule="atLeast"/>
+          <w:trHeight w:val="276"/>
         </w:trPr>
         <w:tc>
           <w:tcPr>
             <w:tcW w:w="3195" w:type="dxa"/>
             <w:gridSpan w:val="3"/>
             <w:shd w:val="clear" w:color="auto" w:fill="auto"/>
-            <w:vAlign w:val="top"/>
-          </w:tcPr>
-          <w:p>
-            <w:pPr>
-              <w:pStyle w:val="6"/>
+          </w:tcPr>
+          <w:p>
+            <w:pPr>
+              <w:pStyle w:val="TableParagraph"/>
               <w:spacing w:line="256" w:lineRule="exact"/>
               <w:rPr>
-                <w:rFonts w:hint="eastAsia" w:ascii="宋体" w:hAnsi="宋体" w:eastAsia="宋体" w:cs="宋体"/>
+                <w:rFonts w:ascii="宋体" w:eastAsia="宋体" w:hAnsi="宋体" w:cs="宋体" w:hint="eastAsia"/>
                 <w:kern w:val="2"/>
                 <w:sz w:val="24"/>
                 <w:szCs w:val="24"/>
@@ -1324,15 +1319,14 @@
             <w:tcW w:w="995" w:type="dxa"/>
             <w:gridSpan w:val="2"/>
             <w:shd w:val="clear" w:color="auto" w:fill="auto"/>
-            <w:vAlign w:val="top"/>
-          </w:tcPr>
-          <w:p>
-            <w:pPr>
-              <w:pStyle w:val="6"/>
+          </w:tcPr>
+          <w:p>
+            <w:pPr>
+              <w:pStyle w:val="TableParagraph"/>
               <w:spacing w:line="256" w:lineRule="exact"/>
               <w:ind w:left="480" w:leftChars="0"/>
               <w:rPr>
-                <w:rFonts w:ascii="宋体" w:hAnsi="宋体" w:eastAsia="宋体" w:cs="宋体"/>
+                <w:rFonts w:ascii="宋体" w:eastAsia="宋体" w:hAnsi="宋体" w:cs="宋体"/>
                 <w:kern w:val="2"/>
                 <w:sz w:val="24"/>
                 <w:szCs w:val="24"/>
@@ -1346,14 +1340,13 @@
             <w:tcW w:w="2220" w:type="dxa"/>
             <w:gridSpan w:val="2"/>
             <w:shd w:val="clear" w:color="auto" w:fill="auto"/>
-            <w:vAlign w:val="top"/>
-          </w:tcPr>
-          <w:p>
-            <w:pPr>
-              <w:pStyle w:val="6"/>
+          </w:tcPr>
+          <w:p>
+            <w:pPr>
+              <w:pStyle w:val="TableParagraph"/>
               <w:spacing w:line="256" w:lineRule="exact"/>
               <w:rPr>
-                <w:rFonts w:ascii="宋体" w:hAnsi="宋体" w:eastAsia="宋体" w:cs="宋体"/>
+                <w:rFonts w:ascii="宋体" w:eastAsia="宋体" w:hAnsi="宋体" w:cs="宋体"/>
                 <w:kern w:val="2"/>
                 <w:sz w:val="24"/>
                 <w:szCs w:val="24"/>
@@ -1375,11 +1368,11 @@
           </w:tcPr>
           <w:p>
             <w:pPr>
-              <w:pStyle w:val="6"/>
+              <w:pStyle w:val="TableParagraph"/>
               <w:spacing w:before="2" w:line="254" w:lineRule="exact"/>
               <w:ind w:left="480"/>
               <w:rPr>
-                <w:rFonts w:hint="default" w:eastAsia="宋体"/>
+                <w:rFonts w:eastAsia="宋体" w:hint="default"/>
                 <w:sz w:val="24"/>
                 <w:lang w:val="en-US" w:eastAsia="zh-CN"/>
               </w:rPr>
@@ -1397,14 +1390,17 @@
       </w:tr>
       <w:tr>
         <w:tblPrEx>
+          <w:tblW w:w="0" w:type="auto"/>
+          <w:tblInd w:w="255" w:type="dxa"/>
           <w:tblBorders>
-            <w:top w:val="none" w:color="auto" w:sz="0" w:space="0"/>
-            <w:left w:val="none" w:color="auto" w:sz="0" w:space="0"/>
-            <w:bottom w:val="none" w:color="auto" w:sz="0" w:space="0"/>
-            <w:right w:val="none" w:color="auto" w:sz="0" w:space="0"/>
-            <w:insideH w:val="none" w:color="auto" w:sz="0" w:space="0"/>
-            <w:insideV w:val="none" w:color="auto" w:sz="0" w:space="0"/>
+            <w:top w:val="nil"/>
+            <w:left w:val="nil"/>
+            <w:bottom w:val="nil"/>
+            <w:right w:val="nil"/>
+            <w:insideH w:val="nil"/>
+            <w:insideV w:val="nil"/>
           </w:tblBorders>
+          <w:tblLayout w:type="fixed"/>
           <w:tblCellMar>
             <w:top w:w="0" w:type="dxa"/>
             <w:left w:w="0" w:type="dxa"/>
@@ -1415,21 +1411,20 @@
         <w:trPr>
           <w:gridBefore w:val="1"/>
           <w:wBefore w:w="42" w:type="dxa"/>
-          <w:trHeight w:val="276" w:hRule="atLeast"/>
+          <w:trHeight w:val="276"/>
         </w:trPr>
         <w:tc>
           <w:tcPr>
             <w:tcW w:w="3195" w:type="dxa"/>
             <w:gridSpan w:val="3"/>
             <w:shd w:val="clear" w:color="auto" w:fill="auto"/>
-            <w:vAlign w:val="top"/>
-          </w:tcPr>
-          <w:p>
-            <w:pPr>
-              <w:pStyle w:val="6"/>
+          </w:tcPr>
+          <w:p>
+            <w:pPr>
+              <w:pStyle w:val="TableParagraph"/>
               <w:spacing w:before="2" w:line="254" w:lineRule="exact"/>
               <w:rPr>
-                <w:rFonts w:ascii="宋体" w:hAnsi="宋体" w:eastAsia="宋体" w:cs="宋体"/>
+                <w:rFonts w:ascii="宋体" w:eastAsia="宋体" w:hAnsi="宋体" w:cs="宋体"/>
                 <w:kern w:val="2"/>
                 <w:sz w:val="24"/>
                 <w:szCs w:val="24"/>
@@ -1457,15 +1452,14 @@
             <w:tcW w:w="995" w:type="dxa"/>
             <w:gridSpan w:val="2"/>
             <w:shd w:val="clear" w:color="auto" w:fill="auto"/>
-            <w:vAlign w:val="top"/>
-          </w:tcPr>
-          <w:p>
-            <w:pPr>
-              <w:pStyle w:val="6"/>
+          </w:tcPr>
+          <w:p>
+            <w:pPr>
+              <w:pStyle w:val="TableParagraph"/>
               <w:spacing w:before="2" w:line="254" w:lineRule="exact"/>
               <w:ind w:left="480" w:leftChars="0"/>
               <w:rPr>
-                <w:rFonts w:ascii="宋体" w:hAnsi="宋体" w:eastAsia="宋体" w:cs="宋体"/>
+                <w:rFonts w:ascii="宋体" w:eastAsia="宋体" w:hAnsi="宋体" w:cs="宋体"/>
                 <w:kern w:val="2"/>
                 <w:sz w:val="24"/>
                 <w:szCs w:val="24"/>
@@ -1479,14 +1473,13 @@
             <w:tcW w:w="2220" w:type="dxa"/>
             <w:gridSpan w:val="2"/>
             <w:shd w:val="clear" w:color="auto" w:fill="auto"/>
-            <w:vAlign w:val="top"/>
-          </w:tcPr>
-          <w:p>
-            <w:pPr>
-              <w:pStyle w:val="6"/>
+          </w:tcPr>
+          <w:p>
+            <w:pPr>
+              <w:pStyle w:val="TableParagraph"/>
               <w:spacing w:before="2" w:line="254" w:lineRule="exact"/>
               <w:rPr>
-                <w:rFonts w:ascii="宋体" w:hAnsi="宋体" w:eastAsia="宋体" w:cs="宋体"/>
+                <w:rFonts w:ascii="宋体" w:eastAsia="宋体" w:hAnsi="宋体" w:cs="宋体"/>
                 <w:kern w:val="2"/>
                 <w:sz w:val="24"/>
                 <w:szCs w:val="24"/>
@@ -1508,7 +1501,7 @@
           </w:tcPr>
           <w:p>
             <w:pPr>
-              <w:pStyle w:val="6"/>
+              <w:pStyle w:val="TableParagraph"/>
               <w:spacing w:before="2" w:line="254" w:lineRule="exact"/>
               <w:ind w:left="480"/>
               <w:rPr>
@@ -1530,7 +1523,7 @@
     <w:p>
       <w:pPr>
         <w:rPr>
-          <w:rFonts w:hint="eastAsia" w:ascii="宋体" w:hAnsi="宋体" w:eastAsia="宋体" w:cs="宋体"/>
+          <w:rFonts w:ascii="宋体" w:eastAsia="宋体" w:hAnsi="宋体" w:cs="宋体" w:hint="eastAsia"/>
           <w:b/>
           <w:bCs/>
         </w:rPr>
@@ -1539,7 +1532,7 @@
     <w:sectPr>
       <w:pgSz w:w="11906" w:h="16838"/>
       <w:pgMar w:top="720" w:right="720" w:bottom="720" w:left="720" w:header="851" w:footer="992" w:gutter="0"/>
-      <w:cols w:space="425" w:num="1"/>
+      <w:cols w:num="1" w:space="425"/>
       <w:docGrid w:type="lines" w:linePitch="312" w:charSpace="0"/>
     </w:sectPr>
   </w:body>
@@ -1547,12 +1540,12 @@
 </file>
 
 <file path=word/numbering.xml><?xml version="1.0" encoding="utf-8"?>
-<w:numbering xmlns:wpc="http://schemas.microsoft.com/office/word/2010/wordprocessingCanvas" xmlns:mc="http://schemas.openxmlformats.org/markup-compatibility/2006" xmlns:o="urn:schemas-microsoft-com:office:office" xmlns:r="http://schemas.openxmlformats.org/officeDocument/2006/relationships" xmlns:m="http://schemas.openxmlformats.org/officeDocument/2006/math" xmlns:v="urn:schemas-microsoft-com:vml" xmlns:wp14="http://schemas.microsoft.com/office/word/2010/wordprocessingDrawing" xmlns:wp="http://schemas.openxmlformats.org/drawingml/2006/wordprocessingDrawing" xmlns:w10="urn:schemas-microsoft-com:office:word" xmlns:w="http://schemas.openxmlformats.org/wordprocessingml/2006/main" xmlns:w14="http://schemas.microsoft.com/office/word/2010/wordml" xmlns:wpg="http://schemas.microsoft.com/office/word/2010/wordprocessingGroup" xmlns:wpi="http://schemas.microsoft.com/office/word/2010/wordprocessingInk" xmlns:wne="http://schemas.microsoft.com/office/word/2006/wordml" xmlns:wps="http://schemas.microsoft.com/office/word/2010/wordprocessingShape" xmlns:wpsCustomData="http://www.wps.cn/officeDocument/2013/wpsCustomData" mc:Ignorable="w14 wp14">
+<w:numbering xmlns:wpc="http://schemas.microsoft.com/office/word/2010/wordprocessingCanvas" xmlns:mc="http://schemas.openxmlformats.org/markup-compatibility/2006" xmlns:o="urn:schemas-microsoft-com:office:office" xmlns:r="http://schemas.openxmlformats.org/officeDocument/2006/relationships" xmlns:m="http://schemas.openxmlformats.org/officeDocument/2006/math" xmlns:v="urn:schemas-microsoft-com:vml" xmlns:wp14="http://schemas.microsoft.com/office/word/2010/wordprocessingDrawing" xmlns:wp="http://schemas.openxmlformats.org/drawingml/2006/wordprocessingDrawing" xmlns:w10="urn:schemas-microsoft-com:office:word" xmlns:w="http://schemas.openxmlformats.org/wordprocessingml/2006/main" xmlns:w14="http://schemas.microsoft.com/office/word/2010/wordml" xmlns:w15="http://schemas.microsoft.com/office/word/2012/wordml" xmlns:wne="http://schemas.microsoft.com/office/word/2006/wordml" xmlns:wpg="http://schemas.microsoft.com/office/word/2010/wordprocessingGroup" xmlns:wpi="http://schemas.microsoft.com/office/word/2010/wordprocessingInk" xmlns:wps="http://schemas.microsoft.com/office/word/2010/wordprocessingShape" mc:Ignorable="w14 w15 wp14">
   <w:abstractNum w:abstractNumId="0">
     <w:nsid w:val="B0103EF4"/>
     <w:multiLevelType w:val="singleLevel"/>
     <w:tmpl w:val="B0103EF4"/>
-    <w:lvl w:ilvl="0" w:tentative="0">
+    <w:lvl w:ilvl="0">
       <w:start w:val="1"/>
       <w:numFmt w:val="bullet"/>
       <w:lvlText w:val=""/>
@@ -1561,7 +1554,7 @@
         <w:ind w:left="420" w:hanging="420"/>
       </w:pPr>
       <w:rPr>
-        <w:rFonts w:hint="default" w:ascii="Wingdings" w:hAnsi="Wingdings"/>
+        <w:rFonts w:ascii="Wingdings" w:hAnsi="Wingdings" w:hint="default"/>
       </w:rPr>
     </w:lvl>
   </w:abstractNum>
@@ -1572,291 +1565,287 @@
 </file>
 
 <file path=word/styles.xml><?xml version="1.0" encoding="utf-8"?>
-<w:styles xmlns:mc="http://schemas.openxmlformats.org/markup-compatibility/2006" xmlns:o="urn:schemas-microsoft-com:office:office" xmlns:r="http://schemas.openxmlformats.org/officeDocument/2006/relationships" xmlns:m="http://schemas.openxmlformats.org/officeDocument/2006/math" xmlns:v="urn:schemas-microsoft-com:vml" xmlns:w="http://schemas.openxmlformats.org/wordprocessingml/2006/main" xmlns:w14="http://schemas.microsoft.com/office/word/2010/wordml" xmlns:w10="urn:schemas-microsoft-com:office:word" xmlns:sl="http://schemas.openxmlformats.org/schemaLibrary/2006/main" xmlns:wpsCustomData="http://www.wps.cn/officeDocument/2013/wpsCustomData" mc:Ignorable="w14">
+<w:styles xmlns:mc="http://schemas.openxmlformats.org/markup-compatibility/2006" xmlns:r="http://schemas.openxmlformats.org/officeDocument/2006/relationships" xmlns:w="http://schemas.openxmlformats.org/wordprocessingml/2006/main" xmlns:w14="http://schemas.microsoft.com/office/word/2010/wordml" xmlns:w15="http://schemas.microsoft.com/office/word/2012/wordml" mc:Ignorable="w14 w15">
   <w:docDefaults>
     <w:rPrDefault>
       <w:rPr>
-        <w:rFonts w:ascii="Times New Roman" w:hAnsi="Times New Roman" w:eastAsia="宋体" w:cs="Times New Roman"/>
+        <w:rFonts w:ascii="Times New Roman" w:eastAsia="宋体" w:hAnsi="Times New Roman" w:cs="Times New Roman"/>
       </w:rPr>
     </w:rPrDefault>
     <w:pPrDefault/>
   </w:docDefaults>
-  <w:latentStyles w:count="260" w:defQFormat="0" w:defUnhideWhenUsed="1" w:defSemiHidden="1" w:defUIPriority="99" w:defLockedState="0">
-    <w:lsdException w:qFormat="1" w:unhideWhenUsed="0" w:uiPriority="0" w:semiHidden="0" w:name="Normal"/>
-    <w:lsdException w:qFormat="1" w:unhideWhenUsed="0" w:uiPriority="0" w:semiHidden="0" w:name="heading 1"/>
-    <w:lsdException w:qFormat="1" w:uiPriority="0" w:name="heading 2"/>
-    <w:lsdException w:qFormat="1" w:uiPriority="0" w:name="heading 3"/>
-    <w:lsdException w:qFormat="1" w:uiPriority="0" w:name="heading 4"/>
-    <w:lsdException w:qFormat="1" w:uiPriority="0" w:name="heading 5"/>
-    <w:lsdException w:qFormat="1" w:uiPriority="0" w:name="heading 6"/>
-    <w:lsdException w:qFormat="1" w:uiPriority="0" w:name="heading 7"/>
-    <w:lsdException w:qFormat="1" w:uiPriority="0" w:name="heading 8"/>
-    <w:lsdException w:qFormat="1" w:uiPriority="0" w:name="heading 9"/>
-    <w:lsdException w:unhideWhenUsed="0" w:uiPriority="0" w:semiHidden="0" w:name="index 1"/>
-    <w:lsdException w:unhideWhenUsed="0" w:uiPriority="0" w:semiHidden="0" w:name="index 2"/>
-    <w:lsdException w:unhideWhenUsed="0" w:uiPriority="0" w:semiHidden="0" w:name="index 3"/>
-    <w:lsdException w:unhideWhenUsed="0" w:uiPriority="0" w:semiHidden="0" w:name="index 4"/>
-    <w:lsdException w:unhideWhenUsed="0" w:uiPriority="0" w:semiHidden="0" w:name="index 5"/>
-    <w:lsdException w:unhideWhenUsed="0" w:uiPriority="0" w:semiHidden="0" w:name="index 6"/>
-    <w:lsdException w:unhideWhenUsed="0" w:uiPriority="0" w:semiHidden="0" w:name="index 7"/>
-    <w:lsdException w:unhideWhenUsed="0" w:uiPriority="0" w:semiHidden="0" w:name="index 8"/>
-    <w:lsdException w:unhideWhenUsed="0" w:uiPriority="0" w:semiHidden="0" w:name="index 9"/>
-    <w:lsdException w:unhideWhenUsed="0" w:uiPriority="0" w:semiHidden="0" w:name="toc 1"/>
-    <w:lsdException w:unhideWhenUsed="0" w:uiPriority="0" w:semiHidden="0" w:name="toc 2"/>
-    <w:lsdException w:unhideWhenUsed="0" w:uiPriority="0" w:semiHidden="0" w:name="toc 3"/>
-    <w:lsdException w:unhideWhenUsed="0" w:uiPriority="0" w:semiHidden="0" w:name="toc 4"/>
-    <w:lsdException w:unhideWhenUsed="0" w:uiPriority="0" w:semiHidden="0" w:name="toc 5"/>
-    <w:lsdException w:unhideWhenUsed="0" w:uiPriority="0" w:semiHidden="0" w:name="toc 6"/>
-    <w:lsdException w:unhideWhenUsed="0" w:uiPriority="0" w:semiHidden="0" w:name="toc 7"/>
-    <w:lsdException w:unhideWhenUsed="0" w:uiPriority="0" w:semiHidden="0" w:name="toc 8"/>
-    <w:lsdException w:unhideWhenUsed="0" w:uiPriority="0" w:semiHidden="0" w:name="toc 9"/>
-    <w:lsdException w:unhideWhenUsed="0" w:uiPriority="0" w:semiHidden="0" w:name="Normal Indent"/>
-    <w:lsdException w:unhideWhenUsed="0" w:uiPriority="0" w:semiHidden="0" w:name="footnote text"/>
-    <w:lsdException w:unhideWhenUsed="0" w:uiPriority="0" w:semiHidden="0" w:name="annotation text"/>
-    <w:lsdException w:unhideWhenUsed="0" w:uiPriority="0" w:semiHidden="0" w:name="header"/>
-    <w:lsdException w:unhideWhenUsed="0" w:uiPriority="0" w:semiHidden="0" w:name="footer"/>
-    <w:lsdException w:unhideWhenUsed="0" w:uiPriority="0" w:semiHidden="0" w:name="index heading"/>
-    <w:lsdException w:qFormat="1" w:uiPriority="0" w:name="caption"/>
-    <w:lsdException w:unhideWhenUsed="0" w:uiPriority="0" w:semiHidden="0" w:name="table of figures"/>
-    <w:lsdException w:unhideWhenUsed="0" w:uiPriority="0" w:semiHidden="0" w:name="envelope address"/>
-    <w:lsdException w:unhideWhenUsed="0" w:uiPriority="0" w:semiHidden="0" w:name="envelope return"/>
-    <w:lsdException w:unhideWhenUsed="0" w:uiPriority="0" w:semiHidden="0" w:name="footnote reference"/>
-    <w:lsdException w:unhideWhenUsed="0" w:uiPriority="0" w:semiHidden="0" w:name="annotation reference"/>
-    <w:lsdException w:unhideWhenUsed="0" w:uiPriority="0" w:semiHidden="0" w:name="line number"/>
-    <w:lsdException w:unhideWhenUsed="0" w:uiPriority="0" w:semiHidden="0" w:name="page number"/>
-    <w:lsdException w:unhideWhenUsed="0" w:uiPriority="0" w:semiHidden="0" w:name="endnote reference"/>
-    <w:lsdException w:unhideWhenUsed="0" w:uiPriority="0" w:semiHidden="0" w:name="endnote text"/>
-    <w:lsdException w:unhideWhenUsed="0" w:uiPriority="0" w:semiHidden="0" w:name="table of authorities"/>
-    <w:lsdException w:unhideWhenUsed="0" w:uiPriority="0" w:semiHidden="0" w:name="macro"/>
-    <w:lsdException w:unhideWhenUsed="0" w:uiPriority="0" w:semiHidden="0" w:name="toa heading"/>
-    <w:lsdException w:unhideWhenUsed="0" w:uiPriority="0" w:semiHidden="0" w:name="List"/>
-    <w:lsdException w:unhideWhenUsed="0" w:uiPriority="0" w:semiHidden="0" w:name="List Bullet"/>
-    <w:lsdException w:unhideWhenUsed="0" w:uiPriority="0" w:semiHidden="0" w:name="List Number"/>
-    <w:lsdException w:unhideWhenUsed="0" w:uiPriority="0" w:semiHidden="0" w:name="List 2"/>
-    <w:lsdException w:unhideWhenUsed="0" w:uiPriority="0" w:semiHidden="0" w:name="List 3"/>
-    <w:lsdException w:unhideWhenUsed="0" w:uiPriority="0" w:semiHidden="0" w:name="List 4"/>
-    <w:lsdException w:unhideWhenUsed="0" w:uiPriority="0" w:semiHidden="0" w:name="List 5"/>
-    <w:lsdException w:unhideWhenUsed="0" w:uiPriority="0" w:semiHidden="0" w:name="List Bullet 2"/>
-    <w:lsdException w:unhideWhenUsed="0" w:uiPriority="0" w:semiHidden="0" w:name="List Bullet 3"/>
-    <w:lsdException w:unhideWhenUsed="0" w:uiPriority="0" w:semiHidden="0" w:name="List Bullet 4"/>
-    <w:lsdException w:unhideWhenUsed="0" w:uiPriority="0" w:semiHidden="0" w:name="List Bullet 5"/>
-    <w:lsdException w:unhideWhenUsed="0" w:uiPriority="0" w:semiHidden="0" w:name="List Number 2"/>
-    <w:lsdException w:unhideWhenUsed="0" w:uiPriority="0" w:semiHidden="0" w:name="List Number 3"/>
-    <w:lsdException w:unhideWhenUsed="0" w:uiPriority="0" w:semiHidden="0" w:name="List Number 4"/>
-    <w:lsdException w:unhideWhenUsed="0" w:uiPriority="0" w:semiHidden="0" w:name="List Number 5"/>
-    <w:lsdException w:qFormat="1" w:unhideWhenUsed="0" w:uiPriority="0" w:semiHidden="0" w:name="Title"/>
-    <w:lsdException w:unhideWhenUsed="0" w:uiPriority="0" w:semiHidden="0" w:name="Closing"/>
-    <w:lsdException w:unhideWhenUsed="0" w:uiPriority="0" w:semiHidden="0" w:name="Signature"/>
-    <w:lsdException w:unhideWhenUsed="0" w:uiPriority="0" w:name="Default Paragraph Font"/>
-    <w:lsdException w:unhideWhenUsed="0" w:uiPriority="0" w:semiHidden="0" w:name="Body Text"/>
-    <w:lsdException w:unhideWhenUsed="0" w:uiPriority="0" w:semiHidden="0" w:name="Body Text Indent"/>
-    <w:lsdException w:unhideWhenUsed="0" w:uiPriority="0" w:semiHidden="0" w:name="List Continue"/>
-    <w:lsdException w:unhideWhenUsed="0" w:uiPriority="0" w:semiHidden="0" w:name="List Continue 2"/>
-    <w:lsdException w:unhideWhenUsed="0" w:uiPriority="0" w:semiHidden="0" w:name="List Continue 3"/>
-    <w:lsdException w:unhideWhenUsed="0" w:uiPriority="0" w:semiHidden="0" w:name="List Continue 4"/>
-    <w:lsdException w:unhideWhenUsed="0" w:uiPriority="0" w:semiHidden="0" w:name="List Continue 5"/>
-    <w:lsdException w:unhideWhenUsed="0" w:uiPriority="0" w:semiHidden="0" w:name="Message Header"/>
-    <w:lsdException w:qFormat="1" w:unhideWhenUsed="0" w:uiPriority="0" w:semiHidden="0" w:name="Subtitle"/>
-    <w:lsdException w:unhideWhenUsed="0" w:uiPriority="0" w:semiHidden="0" w:name="Salutation"/>
-    <w:lsdException w:unhideWhenUsed="0" w:uiPriority="0" w:semiHidden="0" w:name="Date"/>
-    <w:lsdException w:unhideWhenUsed="0" w:uiPriority="0" w:semiHidden="0" w:name="Body Text First Indent"/>
-    <w:lsdException w:unhideWhenUsed="0" w:uiPriority="0" w:semiHidden="0" w:name="Body Text First Indent 2"/>
-    <w:lsdException w:unhideWhenUsed="0" w:uiPriority="0" w:semiHidden="0" w:name="Note Heading"/>
-    <w:lsdException w:unhideWhenUsed="0" w:uiPriority="0" w:semiHidden="0" w:name="Body Text 2"/>
-    <w:lsdException w:unhideWhenUsed="0" w:uiPriority="0" w:semiHidden="0" w:name="Body Text 3"/>
-    <w:lsdException w:unhideWhenUsed="0" w:uiPriority="0" w:semiHidden="0" w:name="Body Text Indent 2"/>
-    <w:lsdException w:unhideWhenUsed="0" w:uiPriority="0" w:semiHidden="0" w:name="Body Text Indent 3"/>
-    <w:lsdException w:unhideWhenUsed="0" w:uiPriority="0" w:semiHidden="0" w:name="Block Text"/>
-    <w:lsdException w:unhideWhenUsed="0" w:uiPriority="0" w:semiHidden="0" w:name="Hyperlink"/>
-    <w:lsdException w:unhideWhenUsed="0" w:uiPriority="0" w:semiHidden="0" w:name="FollowedHyperlink"/>
-    <w:lsdException w:qFormat="1" w:unhideWhenUsed="0" w:uiPriority="0" w:semiHidden="0" w:name="Strong"/>
-    <w:lsdException w:qFormat="1" w:unhideWhenUsed="0" w:uiPriority="0" w:semiHidden="0" w:name="Emphasis"/>
-    <w:lsdException w:unhideWhenUsed="0" w:uiPriority="0" w:semiHidden="0" w:name="Document Map"/>
-    <w:lsdException w:unhideWhenUsed="0" w:uiPriority="0" w:semiHidden="0" w:name="Plain Text"/>
-    <w:lsdException w:unhideWhenUsed="0" w:uiPriority="0" w:semiHidden="0" w:name="E-mail Signature"/>
-    <w:lsdException w:unhideWhenUsed="0" w:uiPriority="0" w:semiHidden="0" w:name="Normal (Web)"/>
-    <w:lsdException w:unhideWhenUsed="0" w:uiPriority="0" w:semiHidden="0" w:name="HTML Acronym"/>
-    <w:lsdException w:unhideWhenUsed="0" w:uiPriority="0" w:semiHidden="0" w:name="HTML Address"/>
-    <w:lsdException w:unhideWhenUsed="0" w:uiPriority="0" w:semiHidden="0" w:name="HTML Cite"/>
-    <w:lsdException w:qFormat="1" w:unhideWhenUsed="0" w:uiPriority="0" w:semiHidden="0" w:name="HTML Code"/>
-    <w:lsdException w:unhideWhenUsed="0" w:uiPriority="0" w:semiHidden="0" w:name="HTML Definition"/>
-    <w:lsdException w:unhideWhenUsed="0" w:uiPriority="0" w:semiHidden="0" w:name="HTML Keyboard"/>
-    <w:lsdException w:qFormat="1" w:unhideWhenUsed="0" w:uiPriority="0" w:semiHidden="0" w:name="HTML Preformatted"/>
-    <w:lsdException w:unhideWhenUsed="0" w:uiPriority="0" w:semiHidden="0" w:name="HTML Sample"/>
-    <w:lsdException w:unhideWhenUsed="0" w:uiPriority="0" w:semiHidden="0" w:name="HTML Typewriter"/>
-    <w:lsdException w:unhideWhenUsed="0" w:uiPriority="0" w:semiHidden="0" w:name="HTML Variable"/>
-    <w:lsdException w:qFormat="1" w:unhideWhenUsed="0" w:uiPriority="0" w:name="Normal Table"/>
-    <w:lsdException w:unhideWhenUsed="0" w:uiPriority="0" w:semiHidden="0" w:name="annotation subject"/>
-    <w:lsdException w:unhideWhenUsed="0" w:uiPriority="0" w:semiHidden="0" w:name="Table Simple 1"/>
-    <w:lsdException w:unhideWhenUsed="0" w:uiPriority="0" w:semiHidden="0" w:name="Table Simple 2"/>
-    <w:lsdException w:unhideWhenUsed="0" w:uiPriority="0" w:semiHidden="0" w:name="Table Simple 3"/>
-    <w:lsdException w:unhideWhenUsed="0" w:uiPriority="0" w:semiHidden="0" w:name="Table Classic 1"/>
-    <w:lsdException w:unhideWhenUsed="0" w:uiPriority="0" w:semiHidden="0" w:name="Table Classic 2"/>
-    <w:lsdException w:unhideWhenUsed="0" w:uiPriority="0" w:semiHidden="0" w:name="Table Classic 3"/>
-    <w:lsdException w:unhideWhenUsed="0" w:uiPriority="0" w:semiHidden="0" w:name="Table Classic 4"/>
-    <w:lsdException w:unhideWhenUsed="0" w:uiPriority="0" w:semiHidden="0" w:name="Table Colorful 1"/>
-    <w:lsdException w:unhideWhenUsed="0" w:uiPriority="0" w:semiHidden="0" w:name="Table Colorful 2"/>
-    <w:lsdException w:unhideWhenUsed="0" w:uiPriority="0" w:semiHidden="0" w:name="Table Colorful 3"/>
-    <w:lsdException w:unhideWhenUsed="0" w:uiPriority="0" w:semiHidden="0" w:name="Table Columns 1"/>
-    <w:lsdException w:unhideWhenUsed="0" w:uiPriority="0" w:semiHidden="0" w:name="Table Columns 2"/>
-    <w:lsdException w:unhideWhenUsed="0" w:uiPriority="0" w:semiHidden="0" w:name="Table Columns 3"/>
-    <w:lsdException w:unhideWhenUsed="0" w:uiPriority="0" w:semiHidden="0" w:name="Table Columns 4"/>
-    <w:lsdException w:unhideWhenUsed="0" w:uiPriority="0" w:semiHidden="0" w:name="Table Columns 5"/>
-    <w:lsdException w:unhideWhenUsed="0" w:uiPriority="0" w:semiHidden="0" w:name="Table Grid 1"/>
-    <w:lsdException w:unhideWhenUsed="0" w:uiPriority="0" w:semiHidden="0" w:name="Table Grid 2"/>
-    <w:lsdException w:unhideWhenUsed="0" w:uiPriority="0" w:semiHidden="0" w:name="Table Grid 3"/>
-    <w:lsdException w:unhideWhenUsed="0" w:uiPriority="0" w:semiHidden="0" w:name="Table Grid 4"/>
-    <w:lsdException w:unhideWhenUsed="0" w:uiPriority="0" w:semiHidden="0" w:name="Table Grid 5"/>
-    <w:lsdException w:unhideWhenUsed="0" w:uiPriority="0" w:semiHidden="0" w:name="Table Grid 6"/>
-    <w:lsdException w:unhideWhenUsed="0" w:uiPriority="0" w:semiHidden="0" w:name="Table Grid 7"/>
-    <w:lsdException w:unhideWhenUsed="0" w:uiPriority="0" w:semiHidden="0" w:name="Table Grid 8"/>
-    <w:lsdException w:unhideWhenUsed="0" w:uiPriority="0" w:semiHidden="0" w:name="Table List 1"/>
-    <w:lsdException w:unhideWhenUsed="0" w:uiPriority="0" w:semiHidden="0" w:name="Table List 2"/>
-    <w:lsdException w:unhideWhenUsed="0" w:uiPriority="0" w:semiHidden="0" w:name="Table List 3"/>
-    <w:lsdException w:unhideWhenUsed="0" w:uiPriority="0" w:semiHidden="0" w:name="Table List 4"/>
-    <w:lsdException w:unhideWhenUsed="0" w:uiPriority="0" w:semiHidden="0" w:name="Table List 5"/>
-    <w:lsdException w:unhideWhenUsed="0" w:uiPriority="0" w:semiHidden="0" w:name="Table List 6"/>
-    <w:lsdException w:unhideWhenUsed="0" w:uiPriority="0" w:semiHidden="0" w:name="Table List 7"/>
-    <w:lsdException w:unhideWhenUsed="0" w:uiPriority="0" w:semiHidden="0" w:name="Table List 8"/>
-    <w:lsdException w:unhideWhenUsed="0" w:uiPriority="0" w:semiHidden="0" w:name="Table 3D effects 1"/>
-    <w:lsdException w:unhideWhenUsed="0" w:uiPriority="0" w:semiHidden="0" w:name="Table 3D effects 2"/>
-    <w:lsdException w:unhideWhenUsed="0" w:uiPriority="0" w:semiHidden="0" w:name="Table 3D effects 3"/>
-    <w:lsdException w:unhideWhenUsed="0" w:uiPriority="0" w:semiHidden="0" w:name="Table Contemporary"/>
-    <w:lsdException w:unhideWhenUsed="0" w:uiPriority="0" w:semiHidden="0" w:name="Table Elegant"/>
-    <w:lsdException w:unhideWhenUsed="0" w:uiPriority="0" w:semiHidden="0" w:name="Table Professional"/>
-    <w:lsdException w:unhideWhenUsed="0" w:uiPriority="0" w:semiHidden="0" w:name="Table Subtle 1"/>
-    <w:lsdException w:unhideWhenUsed="0" w:uiPriority="0" w:semiHidden="0" w:name="Table Subtle 2"/>
-    <w:lsdException w:unhideWhenUsed="0" w:uiPriority="0" w:semiHidden="0" w:name="Table Web 1"/>
-    <w:lsdException w:unhideWhenUsed="0" w:uiPriority="0" w:semiHidden="0" w:name="Table Web 2"/>
-    <w:lsdException w:unhideWhenUsed="0" w:uiPriority="0" w:semiHidden="0" w:name="Table Web 3"/>
-    <w:lsdException w:unhideWhenUsed="0" w:uiPriority="0" w:semiHidden="0" w:name="Balloon Text"/>
-    <w:lsdException w:unhideWhenUsed="0" w:uiPriority="0" w:semiHidden="0" w:name="Table Grid"/>
-    <w:lsdException w:unhideWhenUsed="0" w:uiPriority="0" w:semiHidden="0" w:name="Table Theme"/>
-    <w:lsdException w:unhideWhenUsed="0" w:uiPriority="60" w:semiHidden="0" w:name="Light Shading"/>
-    <w:lsdException w:unhideWhenUsed="0" w:uiPriority="61" w:semiHidden="0" w:name="Light List"/>
-    <w:lsdException w:unhideWhenUsed="0" w:uiPriority="62" w:semiHidden="0" w:name="Light Grid"/>
-    <w:lsdException w:unhideWhenUsed="0" w:uiPriority="63" w:semiHidden="0" w:name="Medium Shading 1"/>
-    <w:lsdException w:unhideWhenUsed="0" w:uiPriority="64" w:semiHidden="0" w:name="Medium Shading 2"/>
-    <w:lsdException w:unhideWhenUsed="0" w:uiPriority="65" w:semiHidden="0" w:name="Medium List 1"/>
-    <w:lsdException w:unhideWhenUsed="0" w:uiPriority="66" w:semiHidden="0" w:name="Medium List 2"/>
-    <w:lsdException w:unhideWhenUsed="0" w:uiPriority="67" w:semiHidden="0" w:name="Medium Grid 1"/>
-    <w:lsdException w:unhideWhenUsed="0" w:uiPriority="68" w:semiHidden="0" w:name="Medium Grid 2"/>
-    <w:lsdException w:unhideWhenUsed="0" w:uiPriority="69" w:semiHidden="0" w:name="Medium Grid 3"/>
-    <w:lsdException w:unhideWhenUsed="0" w:uiPriority="70" w:semiHidden="0" w:name="Dark List"/>
-    <w:lsdException w:unhideWhenUsed="0" w:uiPriority="71" w:semiHidden="0" w:name="Colorful Shading"/>
-    <w:lsdException w:unhideWhenUsed="0" w:uiPriority="72" w:semiHidden="0" w:name="Colorful List"/>
-    <w:lsdException w:unhideWhenUsed="0" w:uiPriority="73" w:semiHidden="0" w:name="Colorful Grid"/>
-    <w:lsdException w:unhideWhenUsed="0" w:uiPriority="60" w:semiHidden="0" w:name="Light Shading Accent 1"/>
-    <w:lsdException w:unhideWhenUsed="0" w:uiPriority="61" w:semiHidden="0" w:name="Light List Accent 1"/>
-    <w:lsdException w:unhideWhenUsed="0" w:uiPriority="62" w:semiHidden="0" w:name="Light Grid Accent 1"/>
-    <w:lsdException w:unhideWhenUsed="0" w:uiPriority="63" w:semiHidden="0" w:name="Medium Shading 1 Accent 1"/>
-    <w:lsdException w:unhideWhenUsed="0" w:uiPriority="64" w:semiHidden="0" w:name="Medium Shading 2 Accent 1"/>
-    <w:lsdException w:unhideWhenUsed="0" w:uiPriority="65" w:semiHidden="0" w:name="Medium List 1 Accent 1"/>
-    <w:lsdException w:unhideWhenUsed="0" w:uiPriority="66" w:semiHidden="0" w:name="Medium List 2 Accent 1"/>
-    <w:lsdException w:unhideWhenUsed="0" w:uiPriority="67" w:semiHidden="0" w:name="Medium Grid 1 Accent 1"/>
-    <w:lsdException w:unhideWhenUsed="0" w:uiPriority="68" w:semiHidden="0" w:name="Medium Grid 2 Accent 1"/>
-    <w:lsdException w:unhideWhenUsed="0" w:uiPriority="69" w:semiHidden="0" w:name="Medium Grid 3 Accent 1"/>
-    <w:lsdException w:unhideWhenUsed="0" w:uiPriority="70" w:semiHidden="0" w:name="Dark List Accent 1"/>
-    <w:lsdException w:unhideWhenUsed="0" w:uiPriority="71" w:semiHidden="0" w:name="Colorful Shading Accent 1"/>
-    <w:lsdException w:unhideWhenUsed="0" w:uiPriority="72" w:semiHidden="0" w:name="Colorful List Accent 1"/>
-    <w:lsdException w:unhideWhenUsed="0" w:uiPriority="73" w:semiHidden="0" w:name="Colorful Grid Accent 1"/>
-    <w:lsdException w:unhideWhenUsed="0" w:uiPriority="60" w:semiHidden="0" w:name="Light Shading Accent 2"/>
-    <w:lsdException w:unhideWhenUsed="0" w:uiPriority="61" w:semiHidden="0" w:name="Light List Accent 2"/>
-    <w:lsdException w:unhideWhenUsed="0" w:uiPriority="62" w:semiHidden="0" w:name="Light Grid Accent 2"/>
-    <w:lsdException w:unhideWhenUsed="0" w:uiPriority="63" w:semiHidden="0" w:name="Medium Shading 1 Accent 2"/>
-    <w:lsdException w:unhideWhenUsed="0" w:uiPriority="64" w:semiHidden="0" w:name="Medium Shading 2 Accent 2"/>
-    <w:lsdException w:unhideWhenUsed="0" w:uiPriority="65" w:semiHidden="0" w:name="Medium List 1 Accent 2"/>
-    <w:lsdException w:unhideWhenUsed="0" w:uiPriority="66" w:semiHidden="0" w:name="Medium List 2 Accent 2"/>
-    <w:lsdException w:unhideWhenUsed="0" w:uiPriority="67" w:semiHidden="0" w:name="Medium Grid 1 Accent 2"/>
-    <w:lsdException w:unhideWhenUsed="0" w:uiPriority="68" w:semiHidden="0" w:name="Medium Grid 2 Accent 2"/>
-    <w:lsdException w:unhideWhenUsed="0" w:uiPriority="69" w:semiHidden="0" w:name="Medium Grid 3 Accent 2"/>
-    <w:lsdException w:unhideWhenUsed="0" w:uiPriority="70" w:semiHidden="0" w:name="Dark List Accent 2"/>
-    <w:lsdException w:unhideWhenUsed="0" w:uiPriority="71" w:semiHidden="0" w:name="Colorful Shading Accent 2"/>
-    <w:lsdException w:unhideWhenUsed="0" w:uiPriority="72" w:semiHidden="0" w:name="Colorful List Accent 2"/>
-    <w:lsdException w:unhideWhenUsed="0" w:uiPriority="73" w:semiHidden="0" w:name="Colorful Grid Accent 2"/>
-    <w:lsdException w:unhideWhenUsed="0" w:uiPriority="60" w:semiHidden="0" w:name="Light Shading Accent 3"/>
-    <w:lsdException w:unhideWhenUsed="0" w:uiPriority="61" w:semiHidden="0" w:name="Light List Accent 3"/>
-    <w:lsdException w:unhideWhenUsed="0" w:uiPriority="62" w:semiHidden="0" w:name="Light Grid Accent 3"/>
-    <w:lsdException w:unhideWhenUsed="0" w:uiPriority="63" w:semiHidden="0" w:name="Medium Shading 1 Accent 3"/>
-    <w:lsdException w:unhideWhenUsed="0" w:uiPriority="64" w:semiHidden="0" w:name="Medium Shading 2 Accent 3"/>
-    <w:lsdException w:unhideWhenUsed="0" w:uiPriority="65" w:semiHidden="0" w:name="Medium List 1 Accent 3"/>
-    <w:lsdException w:unhideWhenUsed="0" w:uiPriority="66" w:semiHidden="0" w:name="Medium List 2 Accent 3"/>
-    <w:lsdException w:unhideWhenUsed="0" w:uiPriority="67" w:semiHidden="0" w:name="Medium Grid 1 Accent 3"/>
-    <w:lsdException w:unhideWhenUsed="0" w:uiPriority="68" w:semiHidden="0" w:name="Medium Grid 2 Accent 3"/>
-    <w:lsdException w:unhideWhenUsed="0" w:uiPriority="69" w:semiHidden="0" w:name="Medium Grid 3 Accent 3"/>
-    <w:lsdException w:unhideWhenUsed="0" w:uiPriority="70" w:semiHidden="0" w:name="Dark List Accent 3"/>
-    <w:lsdException w:unhideWhenUsed="0" w:uiPriority="71" w:semiHidden="0" w:name="Colorful Shading Accent 3"/>
-    <w:lsdException w:unhideWhenUsed="0" w:uiPriority="72" w:semiHidden="0" w:name="Colorful List Accent 3"/>
-    <w:lsdException w:unhideWhenUsed="0" w:uiPriority="73" w:semiHidden="0" w:name="Colorful Grid Accent 3"/>
-    <w:lsdException w:unhideWhenUsed="0" w:uiPriority="60" w:semiHidden="0" w:name="Light Shading Accent 4"/>
-    <w:lsdException w:unhideWhenUsed="0" w:uiPriority="61" w:semiHidden="0" w:name="Light List Accent 4"/>
-    <w:lsdException w:unhideWhenUsed="0" w:uiPriority="62" w:semiHidden="0" w:name="Light Grid Accent 4"/>
-    <w:lsdException w:unhideWhenUsed="0" w:uiPriority="63" w:semiHidden="0" w:name="Medium Shading 1 Accent 4"/>
-    <w:lsdException w:unhideWhenUsed="0" w:uiPriority="64" w:semiHidden="0" w:name="Medium Shading 2 Accent 4"/>
-    <w:lsdException w:unhideWhenUsed="0" w:uiPriority="65" w:semiHidden="0" w:name="Medium List 1 Accent 4"/>
-    <w:lsdException w:unhideWhenUsed="0" w:uiPriority="66" w:semiHidden="0" w:name="Medium List 2 Accent 4"/>
-    <w:lsdException w:unhideWhenUsed="0" w:uiPriority="67" w:semiHidden="0" w:name="Medium Grid 1 Accent 4"/>
-    <w:lsdException w:unhideWhenUsed="0" w:uiPriority="68" w:semiHidden="0" w:name="Medium Grid 2 Accent 4"/>
-    <w:lsdException w:unhideWhenUsed="0" w:uiPriority="69" w:semiHidden="0" w:name="Medium Grid 3 Accent 4"/>
-    <w:lsdException w:unhideWhenUsed="0" w:uiPriority="70" w:semiHidden="0" w:name="Dark List Accent 4"/>
-    <w:lsdException w:unhideWhenUsed="0" w:uiPriority="71" w:semiHidden="0" w:name="Colorful Shading Accent 4"/>
-    <w:lsdException w:unhideWhenUsed="0" w:uiPriority="72" w:semiHidden="0" w:name="Colorful List Accent 4"/>
-    <w:lsdException w:unhideWhenUsed="0" w:uiPriority="73" w:semiHidden="0" w:name="Colorful Grid Accent 4"/>
-    <w:lsdException w:unhideWhenUsed="0" w:uiPriority="60" w:semiHidden="0" w:name="Light Shading Accent 5"/>
-    <w:lsdException w:unhideWhenUsed="0" w:uiPriority="61" w:semiHidden="0" w:name="Light List Accent 5"/>
-    <w:lsdException w:unhideWhenUsed="0" w:uiPriority="62" w:semiHidden="0" w:name="Light Grid Accent 5"/>
-    <w:lsdException w:unhideWhenUsed="0" w:uiPriority="63" w:semiHidden="0" w:name="Medium Shading 1 Accent 5"/>
-    <w:lsdException w:unhideWhenUsed="0" w:uiPriority="64" w:semiHidden="0" w:name="Medium Shading 2 Accent 5"/>
-    <w:lsdException w:unhideWhenUsed="0" w:uiPriority="65" w:semiHidden="0" w:name="Medium List 1 Accent 5"/>
-    <w:lsdException w:unhideWhenUsed="0" w:uiPriority="66" w:semiHidden="0" w:name="Medium List 2 Accent 5"/>
-    <w:lsdException w:unhideWhenUsed="0" w:uiPriority="67" w:semiHidden="0" w:name="Medium Grid 1 Accent 5"/>
-    <w:lsdException w:unhideWhenUsed="0" w:uiPriority="68" w:semiHidden="0" w:name="Medium Grid 2 Accent 5"/>
-    <w:lsdException w:unhideWhenUsed="0" w:uiPriority="69" w:semiHidden="0" w:name="Medium Grid 3 Accent 5"/>
-    <w:lsdException w:unhideWhenUsed="0" w:uiPriority="70" w:semiHidden="0" w:name="Dark List Accent 5"/>
-    <w:lsdException w:unhideWhenUsed="0" w:uiPriority="71" w:semiHidden="0" w:name="Colorful Shading Accent 5"/>
-    <w:lsdException w:unhideWhenUsed="0" w:uiPriority="72" w:semiHidden="0" w:name="Colorful List Accent 5"/>
-    <w:lsdException w:unhideWhenUsed="0" w:uiPriority="73" w:semiHidden="0" w:name="Colorful Grid Accent 5"/>
-    <w:lsdException w:unhideWhenUsed="0" w:uiPriority="60" w:semiHidden="0" w:name="Light Shading Accent 6"/>
-    <w:lsdException w:unhideWhenUsed="0" w:uiPriority="61" w:semiHidden="0" w:name="Light List Accent 6"/>
-    <w:lsdException w:unhideWhenUsed="0" w:uiPriority="62" w:semiHidden="0" w:name="Light Grid Accent 6"/>
-    <w:lsdException w:unhideWhenUsed="0" w:uiPriority="63" w:semiHidden="0" w:name="Medium Shading 1 Accent 6"/>
-    <w:lsdException w:unhideWhenUsed="0" w:uiPriority="64" w:semiHidden="0" w:name="Medium Shading 2 Accent 6"/>
-    <w:lsdException w:unhideWhenUsed="0" w:uiPriority="65" w:semiHidden="0" w:name="Medium List 1 Accent 6"/>
-    <w:lsdException w:unhideWhenUsed="0" w:uiPriority="66" w:semiHidden="0" w:name="Medium List 2 Accent 6"/>
-    <w:lsdException w:unhideWhenUsed="0" w:uiPriority="67" w:semiHidden="0" w:name="Medium Grid 1 Accent 6"/>
-    <w:lsdException w:unhideWhenUsed="0" w:uiPriority="68" w:semiHidden="0" w:name="Medium Grid 2 Accent 6"/>
-    <w:lsdException w:unhideWhenUsed="0" w:uiPriority="69" w:semiHidden="0" w:name="Medium Grid 3 Accent 6"/>
-    <w:lsdException w:unhideWhenUsed="0" w:uiPriority="70" w:semiHidden="0" w:name="Dark List Accent 6"/>
-    <w:lsdException w:unhideWhenUsed="0" w:uiPriority="71" w:semiHidden="0" w:name="Colorful Shading Accent 6"/>
-    <w:lsdException w:unhideWhenUsed="0" w:uiPriority="72" w:semiHidden="0" w:name="Colorful List Accent 6"/>
-    <w:lsdException w:unhideWhenUsed="0" w:uiPriority="73" w:semiHidden="0" w:name="Colorful Grid Accent 6"/>
+  <w:latentStyles w:defLockedState="0" w:defUIPriority="99" w:defSemiHidden="1" w:defUnhideWhenUsed="1" w:defQFormat="0" w:count="260">
+    <w:lsdException w:name="Normal" w:semiHidden="0" w:uiPriority="0" w:unhideWhenUsed="0" w:qFormat="1"/>
+    <w:lsdException w:name="heading 1" w:semiHidden="0" w:uiPriority="0" w:unhideWhenUsed="0" w:qFormat="1"/>
+    <w:lsdException w:name="heading 2" w:uiPriority="0" w:qFormat="1"/>
+    <w:lsdException w:name="heading 3" w:uiPriority="0" w:qFormat="1"/>
+    <w:lsdException w:name="heading 4" w:uiPriority="0" w:qFormat="1"/>
+    <w:lsdException w:name="heading 5" w:uiPriority="0" w:qFormat="1"/>
+    <w:lsdException w:name="heading 6" w:uiPriority="0" w:qFormat="1"/>
+    <w:lsdException w:name="heading 7" w:uiPriority="0" w:qFormat="1"/>
+    <w:lsdException w:name="heading 8" w:uiPriority="0" w:qFormat="1"/>
+    <w:lsdException w:name="heading 9" w:uiPriority="0" w:qFormat="1"/>
+    <w:lsdException w:name="index 1" w:semiHidden="0" w:uiPriority="0" w:unhideWhenUsed="0"/>
+    <w:lsdException w:name="index 2" w:semiHidden="0" w:uiPriority="0" w:unhideWhenUsed="0"/>
+    <w:lsdException w:name="index 3" w:semiHidden="0" w:uiPriority="0" w:unhideWhenUsed="0"/>
+    <w:lsdException w:name="index 4" w:semiHidden="0" w:uiPriority="0" w:unhideWhenUsed="0"/>
+    <w:lsdException w:name="index 5" w:semiHidden="0" w:uiPriority="0" w:unhideWhenUsed="0"/>
+    <w:lsdException w:name="index 6" w:semiHidden="0" w:uiPriority="0" w:unhideWhenUsed="0"/>
+    <w:lsdException w:name="index 7" w:semiHidden="0" w:uiPriority="0" w:unhideWhenUsed="0"/>
+    <w:lsdException w:name="index 8" w:semiHidden="0" w:uiPriority="0" w:unhideWhenUsed="0"/>
+    <w:lsdException w:name="index 9" w:semiHidden="0" w:uiPriority="0" w:unhideWhenUsed="0"/>
+    <w:lsdException w:name="toc 1" w:semiHidden="0" w:uiPriority="0" w:unhideWhenUsed="0"/>
+    <w:lsdException w:name="toc 2" w:semiHidden="0" w:uiPriority="0" w:unhideWhenUsed="0"/>
+    <w:lsdException w:name="toc 3" w:semiHidden="0" w:uiPriority="0" w:unhideWhenUsed="0"/>
+    <w:lsdException w:name="toc 4" w:semiHidden="0" w:uiPriority="0" w:unhideWhenUsed="0"/>
+    <w:lsdException w:name="toc 5" w:semiHidden="0" w:uiPriority="0" w:unhideWhenUsed="0"/>
+    <w:lsdException w:name="toc 6" w:semiHidden="0" w:uiPriority="0" w:unhideWhenUsed="0"/>
+    <w:lsdException w:name="toc 7" w:semiHidden="0" w:uiPriority="0" w:unhideWhenUsed="0"/>
+    <w:lsdException w:name="toc 8" w:semiHidden="0" w:uiPriority="0" w:unhideWhenUsed="0"/>
+    <w:lsdException w:name="toc 9" w:semiHidden="0" w:uiPriority="0" w:unhideWhenUsed="0"/>
+    <w:lsdException w:name="Normal Indent" w:semiHidden="0" w:uiPriority="0" w:unhideWhenUsed="0"/>
+    <w:lsdException w:name="footnote text" w:semiHidden="0" w:uiPriority="0" w:unhideWhenUsed="0"/>
+    <w:lsdException w:name="annotation text" w:semiHidden="0" w:uiPriority="0" w:unhideWhenUsed="0"/>
+    <w:lsdException w:name="header" w:semiHidden="0" w:uiPriority="0" w:unhideWhenUsed="0"/>
+    <w:lsdException w:name="footer" w:semiHidden="0" w:uiPriority="0" w:unhideWhenUsed="0"/>
+    <w:lsdException w:name="index heading" w:semiHidden="0" w:uiPriority="0" w:unhideWhenUsed="0"/>
+    <w:lsdException w:name="caption" w:uiPriority="0" w:qFormat="1"/>
+    <w:lsdException w:name="table of figures" w:semiHidden="0" w:uiPriority="0" w:unhideWhenUsed="0"/>
+    <w:lsdException w:name="envelope address" w:semiHidden="0" w:uiPriority="0" w:unhideWhenUsed="0"/>
+    <w:lsdException w:name="envelope return" w:semiHidden="0" w:uiPriority="0" w:unhideWhenUsed="0"/>
+    <w:lsdException w:name="footnote reference" w:semiHidden="0" w:uiPriority="0" w:unhideWhenUsed="0"/>
+    <w:lsdException w:name="annotation reference" w:semiHidden="0" w:uiPriority="0" w:unhideWhenUsed="0"/>
+    <w:lsdException w:name="line number" w:semiHidden="0" w:uiPriority="0" w:unhideWhenUsed="0"/>
+    <w:lsdException w:name="page number" w:semiHidden="0" w:uiPriority="0" w:unhideWhenUsed="0"/>
+    <w:lsdException w:name="endnote reference" w:semiHidden="0" w:uiPriority="0" w:unhideWhenUsed="0"/>
+    <w:lsdException w:name="endnote text" w:semiHidden="0" w:uiPriority="0" w:unhideWhenUsed="0"/>
+    <w:lsdException w:name="table of authorities" w:semiHidden="0" w:uiPriority="0" w:unhideWhenUsed="0"/>
+    <w:lsdException w:name="macro" w:semiHidden="0" w:uiPriority="0" w:unhideWhenUsed="0"/>
+    <w:lsdException w:name="toa heading" w:semiHidden="0" w:uiPriority="0" w:unhideWhenUsed="0"/>
+    <w:lsdException w:name="List" w:semiHidden="0" w:uiPriority="0" w:unhideWhenUsed="0"/>
+    <w:lsdException w:name="List Bullet" w:semiHidden="0" w:uiPriority="0" w:unhideWhenUsed="0"/>
+    <w:lsdException w:name="List Number" w:semiHidden="0" w:uiPriority="0" w:unhideWhenUsed="0"/>
+    <w:lsdException w:name="List 2" w:semiHidden="0" w:uiPriority="0" w:unhideWhenUsed="0"/>
+    <w:lsdException w:name="List 3" w:semiHidden="0" w:uiPriority="0" w:unhideWhenUsed="0"/>
+    <w:lsdException w:name="List 4" w:semiHidden="0" w:uiPriority="0" w:unhideWhenUsed="0"/>
+    <w:lsdException w:name="List 5" w:semiHidden="0" w:uiPriority="0" w:unhideWhenUsed="0"/>
+    <w:lsdException w:name="List Bullet 2" w:semiHidden="0" w:uiPriority="0" w:unhideWhenUsed="0"/>
+    <w:lsdException w:name="List Bullet 3" w:semiHidden="0" w:uiPriority="0" w:unhideWhenUsed="0"/>
+    <w:lsdException w:name="List Bullet 4" w:semiHidden="0" w:uiPriority="0" w:unhideWhenUsed="0"/>
+    <w:lsdException w:name="List Bullet 5" w:semiHidden="0" w:uiPriority="0" w:unhideWhenUsed="0"/>
+    <w:lsdException w:name="List Number 2" w:semiHidden="0" w:uiPriority="0" w:unhideWhenUsed="0"/>
+    <w:lsdException w:name="List Number 3" w:semiHidden="0" w:uiPriority="0" w:unhideWhenUsed="0"/>
+    <w:lsdException w:name="List Number 4" w:semiHidden="0" w:uiPriority="0" w:unhideWhenUsed="0"/>
+    <w:lsdException w:name="List Number 5" w:semiHidden="0" w:uiPriority="0" w:unhideWhenUsed="0"/>
+    <w:lsdException w:name="Title" w:semiHidden="0" w:uiPriority="0" w:unhideWhenUsed="0" w:qFormat="1"/>
+    <w:lsdException w:name="Closing" w:semiHidden="0" w:uiPriority="0" w:unhideWhenUsed="0"/>
+    <w:lsdException w:name="Signature" w:semiHidden="0" w:uiPriority="0" w:unhideWhenUsed="0"/>
+    <w:lsdException w:name="Default Paragraph Font" w:uiPriority="0" w:unhideWhenUsed="0"/>
+    <w:lsdException w:name="Body Text" w:semiHidden="0" w:uiPriority="0" w:unhideWhenUsed="0"/>
+    <w:lsdException w:name="Body Text Indent" w:semiHidden="0" w:uiPriority="0" w:unhideWhenUsed="0"/>
+    <w:lsdException w:name="List Continue" w:semiHidden="0" w:uiPriority="0" w:unhideWhenUsed="0"/>
+    <w:lsdException w:name="List Continue 2" w:semiHidden="0" w:uiPriority="0" w:unhideWhenUsed="0"/>
+    <w:lsdException w:name="List Continue 3" w:semiHidden="0" w:uiPriority="0" w:unhideWhenUsed="0"/>
+    <w:lsdException w:name="List Continue 4" w:semiHidden="0" w:uiPriority="0" w:unhideWhenUsed="0"/>
+    <w:lsdException w:name="List Continue 5" w:semiHidden="0" w:uiPriority="0" w:unhideWhenUsed="0"/>
+    <w:lsdException w:name="Message Header" w:semiHidden="0" w:uiPriority="0" w:unhideWhenUsed="0"/>
+    <w:lsdException w:name="Subtitle" w:semiHidden="0" w:uiPriority="0" w:unhideWhenUsed="0" w:qFormat="1"/>
+    <w:lsdException w:name="Salutation" w:semiHidden="0" w:uiPriority="0" w:unhideWhenUsed="0"/>
+    <w:lsdException w:name="Date" w:semiHidden="0" w:uiPriority="0" w:unhideWhenUsed="0"/>
+    <w:lsdException w:name="Body Text First Indent" w:semiHidden="0" w:uiPriority="0" w:unhideWhenUsed="0"/>
+    <w:lsdException w:name="Body Text First Indent 2" w:semiHidden="0" w:uiPriority="0" w:unhideWhenUsed="0"/>
+    <w:lsdException w:name="Body Text 2" w:semiHidden="0" w:uiPriority="0" w:unhideWhenUsed="0"/>
+    <w:lsdException w:name="Body Text 3" w:semiHidden="0" w:uiPriority="0" w:unhideWhenUsed="0"/>
+    <w:lsdException w:name="Body Text Indent 2" w:semiHidden="0" w:uiPriority="0" w:unhideWhenUsed="0"/>
+    <w:lsdException w:name="Body Text Indent 3" w:semiHidden="0" w:uiPriority="0" w:unhideWhenUsed="0"/>
+    <w:lsdException w:name="Block Text" w:semiHidden="0" w:uiPriority="0" w:unhideWhenUsed="0"/>
+    <w:lsdException w:name="Hyperlink" w:semiHidden="0" w:uiPriority="0" w:unhideWhenUsed="0"/>
+    <w:lsdException w:name="FollowedHyperlink" w:semiHidden="0" w:uiPriority="0" w:unhideWhenUsed="0"/>
+    <w:lsdException w:name="Strong" w:semiHidden="0" w:uiPriority="0" w:unhideWhenUsed="0" w:qFormat="1"/>
+    <w:lsdException w:name="Emphasis" w:semiHidden="0" w:uiPriority="0" w:unhideWhenUsed="0" w:qFormat="1"/>
+    <w:lsdException w:name="Document Map" w:semiHidden="0" w:uiPriority="0" w:unhideWhenUsed="0"/>
+    <w:lsdException w:name="Plain Text" w:semiHidden="0" w:uiPriority="0" w:unhideWhenUsed="0"/>
+    <w:lsdException w:name="E-mail Signature" w:semiHidden="0" w:uiPriority="0" w:unhideWhenUsed="0"/>
+    <w:lsdException w:name="Normal (Web)" w:semiHidden="0" w:uiPriority="0" w:unhideWhenUsed="0"/>
+    <w:lsdException w:name="HTML Acronym" w:semiHidden="0" w:uiPriority="0" w:unhideWhenUsed="0"/>
+    <w:lsdException w:name="HTML Address" w:semiHidden="0" w:uiPriority="0" w:unhideWhenUsed="0"/>
+    <w:lsdException w:name="HTML Cite" w:semiHidden="0" w:uiPriority="0" w:unhideWhenUsed="0"/>
+    <w:lsdException w:name="HTML Code" w:semiHidden="0" w:uiPriority="0" w:unhideWhenUsed="0" w:qFormat="1"/>
+    <w:lsdException w:name="HTML Definition" w:semiHidden="0" w:uiPriority="0" w:unhideWhenUsed="0"/>
+    <w:lsdException w:name="HTML Keyboard" w:semiHidden="0" w:uiPriority="0" w:unhideWhenUsed="0"/>
+    <w:lsdException w:name="HTML Preformatted" w:semiHidden="0" w:uiPriority="0" w:unhideWhenUsed="0" w:qFormat="1"/>
+    <w:lsdException w:name="HTML Sample" w:semiHidden="0" w:uiPriority="0" w:unhideWhenUsed="0"/>
+    <w:lsdException w:name="HTML Typewriter" w:semiHidden="0" w:uiPriority="0" w:unhideWhenUsed="0"/>
+    <w:lsdException w:name="HTML Variable" w:semiHidden="0" w:uiPriority="0" w:unhideWhenUsed="0"/>
+    <w:lsdException w:name="Normal Table" w:uiPriority="0" w:unhideWhenUsed="0" w:qFormat="1"/>
+    <w:lsdException w:name="annotation subject" w:semiHidden="0" w:uiPriority="0" w:unhideWhenUsed="0"/>
+    <w:lsdException w:name="Table Simple 1" w:semiHidden="0" w:uiPriority="0" w:unhideWhenUsed="0"/>
+    <w:lsdException w:name="Table Simple 2" w:semiHidden="0" w:uiPriority="0" w:unhideWhenUsed="0"/>
+    <w:lsdException w:name="Table Simple 3" w:semiHidden="0" w:uiPriority="0" w:unhideWhenUsed="0"/>
+    <w:lsdException w:name="Table Classic 1" w:semiHidden="0" w:uiPriority="0" w:unhideWhenUsed="0"/>
+    <w:lsdException w:name="Table Classic 2" w:semiHidden="0" w:uiPriority="0" w:unhideWhenUsed="0"/>
+    <w:lsdException w:name="Table Classic 3" w:semiHidden="0" w:uiPriority="0" w:unhideWhenUsed="0"/>
+    <w:lsdException w:name="Table Classic 4" w:semiHidden="0" w:uiPriority="0" w:unhideWhenUsed="0"/>
+    <w:lsdException w:name="Table Colorful 1" w:semiHidden="0" w:uiPriority="0" w:unhideWhenUsed="0"/>
+    <w:lsdException w:name="Table Colorful 2" w:semiHidden="0" w:uiPriority="0" w:unhideWhenUsed="0"/>
+    <w:lsdException w:name="Table Colorful 3" w:semiHidden="0" w:uiPriority="0" w:unhideWhenUsed="0"/>
+    <w:lsdException w:name="Table Columns 1" w:semiHidden="0" w:uiPriority="0" w:unhideWhenUsed="0"/>
+    <w:lsdException w:name="Table Columns 2" w:semiHidden="0" w:uiPriority="0" w:unhideWhenUsed="0"/>
+    <w:lsdException w:name="Table Columns 3" w:semiHidden="0" w:uiPriority="0" w:unhideWhenUsed="0"/>
+    <w:lsdException w:name="Table Columns 4" w:semiHidden="0" w:uiPriority="0" w:unhideWhenUsed="0"/>
+    <w:lsdException w:name="Table Columns 5" w:semiHidden="0" w:uiPriority="0" w:unhideWhenUsed="0"/>
+    <w:lsdException w:name="Table Grid 1" w:semiHidden="0" w:uiPriority="0" w:unhideWhenUsed="0"/>
+    <w:lsdException w:name="Table Grid 2" w:semiHidden="0" w:uiPriority="0" w:unhideWhenUsed="0"/>
+    <w:lsdException w:name="Table Grid 3" w:semiHidden="0" w:uiPriority="0" w:unhideWhenUsed="0"/>
+    <w:lsdException w:name="Table Grid 4" w:semiHidden="0" w:uiPriority="0" w:unhideWhenUsed="0"/>
+    <w:lsdException w:name="Table Grid 5" w:semiHidden="0" w:uiPriority="0" w:unhideWhenUsed="0"/>
+    <w:lsdException w:name="Table Grid 6" w:semiHidden="0" w:uiPriority="0" w:unhideWhenUsed="0"/>
+    <w:lsdException w:name="Table Grid 7" w:semiHidden="0" w:uiPriority="0" w:unhideWhenUsed="0"/>
+    <w:lsdException w:name="Table Grid 8" w:semiHidden="0" w:uiPriority="0" w:unhideWhenUsed="0"/>
+    <w:lsdException w:name="Table List 1" w:semiHidden="0" w:uiPriority="0" w:unhideWhenUsed="0"/>
+    <w:lsdException w:name="Table List 2" w:semiHidden="0" w:uiPriority="0" w:unhideWhenUsed="0"/>
+    <w:lsdException w:name="Table List 3" w:semiHidden="0" w:uiPriority="0" w:unhideWhenUsed="0"/>
+    <w:lsdException w:name="Table List 4" w:semiHidden="0" w:uiPriority="0" w:unhideWhenUsed="0"/>
+    <w:lsdException w:name="Table List 5" w:semiHidden="0" w:uiPriority="0" w:unhideWhenUsed="0"/>
+    <w:lsdException w:name="Table List 6" w:semiHidden="0" w:uiPriority="0" w:unhideWhenUsed="0"/>
+    <w:lsdException w:name="Table List 7" w:semiHidden="0" w:uiPriority="0" w:unhideWhenUsed="0"/>
+    <w:lsdException w:name="Table List 8" w:semiHidden="0" w:uiPriority="0" w:unhideWhenUsed="0"/>
+    <w:lsdException w:name="Table 3D effects 1" w:semiHidden="0" w:uiPriority="0" w:unhideWhenUsed="0"/>
+    <w:lsdException w:name="Table 3D effects 2" w:semiHidden="0" w:uiPriority="0" w:unhideWhenUsed="0"/>
+    <w:lsdException w:name="Table 3D effects 3" w:semiHidden="0" w:uiPriority="0" w:unhideWhenUsed="0"/>
+    <w:lsdException w:name="Table Contemporary" w:semiHidden="0" w:uiPriority="0" w:unhideWhenUsed="0"/>
+    <w:lsdException w:name="Table Elegant" w:semiHidden="0" w:uiPriority="0" w:unhideWhenUsed="0"/>
+    <w:lsdException w:name="Table Professional" w:semiHidden="0" w:uiPriority="0" w:unhideWhenUsed="0"/>
+    <w:lsdException w:name="Table Subtle 1" w:semiHidden="0" w:uiPriority="0" w:unhideWhenUsed="0"/>
+    <w:lsdException w:name="Table Subtle 2" w:semiHidden="0" w:uiPriority="0" w:unhideWhenUsed="0"/>
+    <w:lsdException w:name="Table Web 1" w:semiHidden="0" w:uiPriority="0" w:unhideWhenUsed="0"/>
+    <w:lsdException w:name="Table Web 2" w:semiHidden="0" w:uiPriority="0" w:unhideWhenUsed="0"/>
+    <w:lsdException w:name="Table Web 3" w:semiHidden="0" w:uiPriority="0" w:unhideWhenUsed="0"/>
+    <w:lsdException w:name="Balloon Text" w:semiHidden="0" w:uiPriority="0" w:unhideWhenUsed="0"/>
+    <w:lsdException w:name="Table Grid" w:semiHidden="0" w:uiPriority="0" w:unhideWhenUsed="0"/>
+    <w:lsdException w:name="Table Theme" w:semiHidden="0" w:uiPriority="0" w:unhideWhenUsed="0"/>
+    <w:lsdException w:name="Light Shading" w:semiHidden="0" w:uiPriority="60" w:unhideWhenUsed="0"/>
+    <w:lsdException w:name="Light List" w:semiHidden="0" w:uiPriority="61" w:unhideWhenUsed="0"/>
+    <w:lsdException w:name="Light Grid" w:semiHidden="0" w:uiPriority="62" w:unhideWhenUsed="0"/>
+    <w:lsdException w:name="Medium Shading 1" w:semiHidden="0" w:uiPriority="63" w:unhideWhenUsed="0"/>
+    <w:lsdException w:name="Medium Shading 2" w:semiHidden="0" w:uiPriority="64" w:unhideWhenUsed="0"/>
+    <w:lsdException w:name="Medium List 1" w:semiHidden="0" w:uiPriority="65" w:unhideWhenUsed="0"/>
+    <w:lsdException w:name="Medium List 2" w:semiHidden="0" w:uiPriority="66" w:unhideWhenUsed="0"/>
+    <w:lsdException w:name="Medium Grid 1" w:semiHidden="0" w:uiPriority="67" w:unhideWhenUsed="0"/>
+    <w:lsdException w:name="Medium Grid 2" w:semiHidden="0" w:uiPriority="68" w:unhideWhenUsed="0"/>
+    <w:lsdException w:name="Medium Grid 3" w:semiHidden="0" w:uiPriority="69" w:unhideWhenUsed="0"/>
+    <w:lsdException w:name="Dark List" w:semiHidden="0" w:uiPriority="70" w:unhideWhenUsed="0"/>
+    <w:lsdException w:name="Colorful Shading" w:semiHidden="0" w:uiPriority="71" w:unhideWhenUsed="0"/>
+    <w:lsdException w:name="Colorful List" w:semiHidden="0" w:uiPriority="72" w:unhideWhenUsed="0"/>
+    <w:lsdException w:name="Colorful Grid" w:semiHidden="0" w:uiPriority="73" w:unhideWhenUsed="0"/>
+    <w:lsdException w:name="Light Shading Accent 1" w:semiHidden="0" w:uiPriority="60" w:unhideWhenUsed="0"/>
+    <w:lsdException w:name="Light List Accent 1" w:semiHidden="0" w:uiPriority="61" w:unhideWhenUsed="0"/>
+    <w:lsdException w:name="Light Grid Accent 1" w:semiHidden="0" w:uiPriority="62" w:unhideWhenUsed="0"/>
+    <w:lsdException w:name="Medium Shading 1 Accent 1" w:semiHidden="0" w:uiPriority="63" w:unhideWhenUsed="0"/>
+    <w:lsdException w:name="Medium Shading 2 Accent 1" w:semiHidden="0" w:uiPriority="64" w:unhideWhenUsed="0"/>
+    <w:lsdException w:name="Medium List 1 Accent 1" w:semiHidden="0" w:uiPriority="65" w:unhideWhenUsed="0"/>
+    <w:lsdException w:name="Medium List 2 Accent 1" w:semiHidden="0" w:uiPriority="66" w:unhideWhenUsed="0"/>
+    <w:lsdException w:name="Medium Grid 1 Accent 1" w:semiHidden="0" w:uiPriority="67" w:unhideWhenUsed="0"/>
+    <w:lsdException w:name="Medium Grid 2 Accent 1" w:semiHidden="0" w:uiPriority="68" w:unhideWhenUsed="0"/>
+    <w:lsdException w:name="Medium Grid 3 Accent 1" w:semiHidden="0" w:uiPriority="69" w:unhideWhenUsed="0"/>
+    <w:lsdException w:name="Dark List Accent 1" w:semiHidden="0" w:uiPriority="70" w:unhideWhenUsed="0"/>
+    <w:lsdException w:name="Colorful Shading Accent 1" w:semiHidden="0" w:uiPriority="71" w:unhideWhenUsed="0"/>
+    <w:lsdException w:name="Colorful List Accent 1" w:semiHidden="0" w:uiPriority="72" w:unhideWhenUsed="0"/>
+    <w:lsdException w:name="Colorful Grid Accent 1" w:semiHidden="0" w:uiPriority="73" w:unhideWhenUsed="0"/>
+    <w:lsdException w:name="Light Shading Accent 2" w:semiHidden="0" w:uiPriority="60" w:unhideWhenUsed="0"/>
+    <w:lsdException w:name="Light List Accent 2" w:semiHidden="0" w:uiPriority="61" w:unhideWhenUsed="0"/>
+    <w:lsdException w:name="Light Grid Accent 2" w:semiHidden="0" w:uiPriority="62" w:unhideWhenUsed="0"/>
+    <w:lsdException w:name="Medium Shading 1 Accent 2" w:semiHidden="0" w:uiPriority="63" w:unhideWhenUsed="0"/>
+    <w:lsdException w:name="Medium Shading 2 Accent 2" w:semiHidden="0" w:uiPriority="64" w:unhideWhenUsed="0"/>
+    <w:lsdException w:name="Medium List 1 Accent 2" w:semiHidden="0" w:uiPriority="65" w:unhideWhenUsed="0"/>
+    <w:lsdException w:name="Medium List 2 Accent 2" w:semiHidden="0" w:uiPriority="66" w:unhideWhenUsed="0"/>
+    <w:lsdException w:name="Medium Grid 1 Accent 2" w:semiHidden="0" w:uiPriority="67" w:unhideWhenUsed="0"/>
+    <w:lsdException w:name="Medium Grid 2 Accent 2" w:semiHidden="0" w:uiPriority="68" w:unhideWhenUsed="0"/>
+    <w:lsdException w:name="Medium Grid 3 Accent 2" w:semiHidden="0" w:uiPriority="69" w:unhideWhenUsed="0"/>
+    <w:lsdException w:name="Dark List Accent 2" w:semiHidden="0" w:uiPriority="70" w:unhideWhenUsed="0"/>
+    <w:lsdException w:name="Colorful Shading Accent 2" w:semiHidden="0" w:uiPriority="71" w:unhideWhenUsed="0"/>
+    <w:lsdException w:name="Colorful List Accent 2" w:semiHidden="0" w:uiPriority="72" w:unhideWhenUsed="0"/>
+    <w:lsdException w:name="Colorful Grid Accent 2" w:semiHidden="0" w:uiPriority="73" w:unhideWhenUsed="0"/>
+    <w:lsdException w:name="Light Shading Accent 3" w:semiHidden="0" w:uiPriority="60" w:unhideWhenUsed="0"/>
+    <w:lsdException w:name="Light List Accent 3" w:semiHidden="0" w:uiPriority="61" w:unhideWhenUsed="0"/>
+    <w:lsdException w:name="Light Grid Accent 3" w:semiHidden="0" w:uiPriority="62" w:unhideWhenUsed="0"/>
+    <w:lsdException w:name="Medium Shading 1 Accent 3" w:semiHidden="0" w:uiPriority="63" w:unhideWhenUsed="0"/>
+    <w:lsdException w:name="Medium Shading 2 Accent 3" w:semiHidden="0" w:uiPriority="64" w:unhideWhenUsed="0"/>
+    <w:lsdException w:name="Medium List 1 Accent 3" w:semiHidden="0" w:uiPriority="65" w:unhideWhenUsed="0"/>
+    <w:lsdException w:name="Medium List 2 Accent 3" w:semiHidden="0" w:uiPriority="66" w:unhideWhenUsed="0"/>
+    <w:lsdException w:name="Medium Grid 1 Accent 3" w:semiHidden="0" w:uiPriority="67" w:unhideWhenUsed="0"/>
+    <w:lsdException w:name="Medium Grid 2 Accent 3" w:semiHidden="0" w:uiPriority="68" w:unhideWhenUsed="0"/>
+    <w:lsdException w:name="Medium Grid 3 Accent 3" w:semiHidden="0" w:uiPriority="69" w:unhideWhenUsed="0"/>
+    <w:lsdException w:name="Dark List Accent 3" w:semiHidden="0" w:uiPriority="70" w:unhideWhenUsed="0"/>
+    <w:lsdException w:name="Colorful Shading Accent 3" w:semiHidden="0" w:uiPriority="71" w:unhideWhenUsed="0"/>
+    <w:lsdException w:name="Colorful List Accent 3" w:semiHidden="0" w:uiPriority="72" w:unhideWhenUsed="0"/>
+    <w:lsdException w:name="Colorful Grid Accent 3" w:semiHidden="0" w:uiPriority="73" w:unhideWhenUsed="0"/>
+    <w:lsdException w:name="Light Shading Accent 4" w:semiHidden="0" w:uiPriority="60" w:unhideWhenUsed="0"/>
+    <w:lsdException w:name="Light List Accent 4" w:semiHidden="0" w:uiPriority="61" w:unhideWhenUsed="0"/>
+    <w:lsdException w:name="Light Grid Accent 4" w:semiHidden="0" w:uiPriority="62" w:unhideWhenUsed="0"/>
+    <w:lsdException w:name="Medium Shading 1 Accent 4" w:semiHidden="0" w:uiPriority="63" w:unhideWhenUsed="0"/>
+    <w:lsdException w:name="Medium Shading 2 Accent 4" w:semiHidden="0" w:uiPriority="64" w:unhideWhenUsed="0"/>
+    <w:lsdException w:name="Medium List 1 Accent 4" w:semiHidden="0" w:uiPriority="65" w:unhideWhenUsed="0"/>
+    <w:lsdException w:name="Medium List 2 Accent 4" w:semiHidden="0" w:uiPriority="66" w:unhideWhenUsed="0"/>
+    <w:lsdException w:name="Medium Grid 1 Accent 4" w:semiHidden="0" w:uiPriority="67" w:unhideWhenUsed="0"/>
+    <w:lsdException w:name="Medium Grid 2 Accent 4" w:semiHidden="0" w:uiPriority="68" w:unhideWhenUsed="0"/>
+    <w:lsdException w:name="Medium Grid 3 Accent 4" w:semiHidden="0" w:uiPriority="69" w:unhideWhenUsed="0"/>
+    <w:lsdException w:name="Dark List Accent 4" w:semiHidden="0" w:uiPriority="70" w:unhideWhenUsed="0"/>
+    <w:lsdException w:name="Colorful Shading Accent 4" w:semiHidden="0" w:uiPriority="71" w:unhideWhenUsed="0"/>
+    <w:lsdException w:name="Colorful List Accent 4" w:semiHidden="0" w:uiPriority="72" w:unhideWhenUsed="0"/>
+    <w:lsdException w:name="Colorful Grid Accent 4" w:semiHidden="0" w:uiPriority="73" w:unhideWhenUsed="0"/>
+    <w:lsdException w:name="Light Shading Accent 5" w:semiHidden="0" w:uiPriority="60" w:unhideWhenUsed="0"/>
+    <w:lsdException w:name="Light List Accent 5" w:semiHidden="0" w:uiPriority="61" w:unhideWhenUsed="0"/>
+    <w:lsdException w:name="Light Grid Accent 5" w:semiHidden="0" w:uiPriority="62" w:unhideWhenUsed="0"/>
+    <w:lsdException w:name="Medium Shading 1 Accent 5" w:semiHidden="0" w:uiPriority="63" w:unhideWhenUsed="0"/>
+    <w:lsdException w:name="Medium Shading 2 Accent 5" w:semiHidden="0" w:uiPriority="64" w:unhideWhenUsed="0"/>
+    <w:lsdException w:name="Medium List 1 Accent 5" w:semiHidden="0" w:uiPriority="65" w:unhideWhenUsed="0"/>
+    <w:lsdException w:name="Medium List 2 Accent 5" w:semiHidden="0" w:uiPriority="66" w:unhideWhenUsed="0"/>
+    <w:lsdException w:name="Medium Grid 1 Accent 5" w:semiHidden="0" w:uiPriority="67" w:unhideWhenUsed="0"/>
+    <w:lsdException w:name="Medium Grid 2 Accent 5" w:semiHidden="0" w:uiPriority="68" w:unhideWhenUsed="0"/>
+    <w:lsdException w:name="Medium Grid 3 Accent 5" w:semiHidden="0" w:uiPriority="69" w:unhideWhenUsed="0"/>
+    <w:lsdException w:name="Dark List Accent 5" w:semiHidden="0" w:uiPriority="70" w:unhideWhenUsed="0"/>
+    <w:lsdException w:name="Colorful Shading Accent 5" w:semiHidden="0" w:uiPriority="71" w:unhideWhenUsed="0"/>
+    <w:lsdException w:name="Colorful List Accent 5" w:semiHidden="0" w:uiPriority="72" w:unhideWhenUsed="0"/>
+    <w:lsdException w:name="Colorful Grid Accent 5" w:semiHidden="0" w:uiPriority="73" w:unhideWhenUsed="0"/>
+    <w:lsdException w:name="Light Shading Accent 6" w:semiHidden="0" w:uiPriority="60" w:unhideWhenUsed="0"/>
+    <w:lsdException w:name="Light List Accent 6" w:semiHidden="0" w:uiPriority="61" w:unhideWhenUsed="0"/>
+    <w:lsdException w:name="Light Grid Accent 6" w:semiHidden="0" w:uiPriority="62" w:unhideWhenUsed="0"/>
+    <w:lsdException w:name="Medium Shading 1 Accent 6" w:semiHidden="0" w:uiPriority="63" w:unhideWhenUsed="0"/>
+    <w:lsdException w:name="Medium Shading 2 Accent 6" w:semiHidden="0" w:uiPriority="64" w:unhideWhenUsed="0"/>
+    <w:lsdException w:name="Medium List 1 Accent 6" w:semiHidden="0" w:uiPriority="65" w:unhideWhenUsed="0"/>
+    <w:lsdException w:name="Medium List 2 Accent 6" w:semiHidden="0" w:uiPriority="66" w:unhideWhenUsed="0"/>
+    <w:lsdException w:name="Medium Grid 1 Accent 6" w:semiHidden="0" w:uiPriority="67" w:unhideWhenUsed="0"/>
+    <w:lsdException w:name="Medium Grid 2 Accent 6" w:semiHidden="0" w:uiPriority="68" w:unhideWhenUsed="0"/>
+    <w:lsdException w:name="Medium Grid 3 Accent 6" w:semiHidden="0" w:uiPriority="69" w:unhideWhenUsed="0"/>
+    <w:lsdException w:name="Dark List Accent 6" w:semiHidden="0" w:uiPriority="70" w:unhideWhenUsed="0"/>
+    <w:lsdException w:name="Colorful Shading Accent 6" w:semiHidden="0" w:uiPriority="71" w:unhideWhenUsed="0"/>
+    <w:lsdException w:name="Colorful List Accent 6" w:semiHidden="0" w:uiPriority="72" w:unhideWhenUsed="0"/>
+    <w:lsdException w:name="Colorful Grid Accent 6" w:semiHidden="0" w:uiPriority="73" w:unhideWhenUsed="0"/>
   </w:latentStyles>
-  <w:style w:type="paragraph" w:default="1" w:styleId="1">
+  <w:style w:type="paragraph" w:default="1" w:styleId="Normal">
     <w:name w:val="Normal"/>
     <w:qFormat/>
-    <w:uiPriority w:val="0"/>
     <w:pPr>
       <w:widowControl w:val="0"/>
       <w:jc w:val="both"/>
     </w:pPr>
     <w:rPr>
-      <w:rFonts w:ascii="Times New Roman" w:hAnsi="Times New Roman" w:eastAsia="宋体" w:cs="Times New Roman"/>
+      <w:rFonts w:ascii="Times New Roman" w:eastAsia="宋体" w:hAnsi="Times New Roman" w:cs="Times New Roman"/>
       <w:kern w:val="2"/>
       <w:sz w:val="21"/>
       <w:szCs w:val="24"/>
       <w:lang w:val="en-US" w:eastAsia="zh-CN" w:bidi="ar-SA"/>
     </w:rPr>
   </w:style>
-  <w:style w:type="character" w:default="1" w:styleId="4">
+  <w:style w:type="character" w:default="1" w:styleId="DefaultParagraphFont">
     <w:name w:val="Default Paragraph Font"/>
     <w:semiHidden/>
-    <w:uiPriority w:val="0"/>
   </w:style>
-  <w:style w:type="table" w:default="1" w:styleId="3">
+  <w:style w:type="table" w:default="1" w:styleId="TableNormal">
     <w:name w:val="Normal Table"/>
     <w:semiHidden/>
     <w:qFormat/>
-    <w:uiPriority w:val="0"/>
     <w:tblPr>
       <w:tblCellMar>
         <w:top w:w="0" w:type="dxa"/>
@@ -1866,11 +1855,10 @@
       </w:tblCellMar>
     </w:tblPr>
   </w:style>
-  <w:style w:type="paragraph" w:styleId="2">
+  <w:style w:type="paragraph" w:styleId="HTMLPreformatted">
     <w:name w:val="HTML Preformatted"/>
-    <w:basedOn w:val="1"/>
+    <w:basedOn w:val="Normal"/>
     <w:qFormat/>
-    <w:uiPriority w:val="0"/>
     <w:pPr>
       <w:tabs>
         <w:tab w:val="left" w:pos="916"/>
@@ -1893,30 +1881,29 @@
       <w:jc w:val="left"/>
     </w:pPr>
     <w:rPr>
-      <w:rFonts w:hint="eastAsia" w:ascii="宋体" w:hAnsi="宋体" w:eastAsia="宋体" w:cs="宋体"/>
+      <w:rFonts w:ascii="宋体" w:eastAsia="宋体" w:hAnsi="宋体" w:cs="宋体" w:hint="eastAsia"/>
       <w:kern w:val="0"/>
       <w:sz w:val="24"/>
       <w:szCs w:val="24"/>
-      <w:lang w:val="en-US" w:eastAsia="zh-CN" w:bidi="ar"/>
+      <w:lang w:val="en-US" w:eastAsia="zh-CN"/>
     </w:rPr>
   </w:style>
-  <w:style w:type="character" w:styleId="5">
+  <w:style w:type="character" w:styleId="HTMLCode">
     <w:name w:val="HTML Code"/>
-    <w:basedOn w:val="4"/>
+    <w:basedOn w:val="DefaultParagraphFont"/>
     <w:qFormat/>
-    <w:uiPriority w:val="0"/>
     <w:rPr>
       <w:rFonts w:ascii="Courier New" w:hAnsi="Courier New"/>
       <w:sz w:val="20"/>
     </w:rPr>
   </w:style>
-  <w:style w:type="paragraph" w:customStyle="1" w:styleId="6">
+  <w:style w:type="paragraph" w:customStyle="1" w:styleId="TableParagraph">
     <w:name w:val="Table Paragraph"/>
-    <w:basedOn w:val="1"/>
+    <w:basedOn w:val="Normal"/>
+    <w:uiPriority w:val="1"/>
     <w:qFormat/>
-    <w:uiPriority w:val="1"/>
     <w:rPr>
-      <w:rFonts w:ascii="宋体" w:hAnsi="宋体" w:eastAsia="宋体" w:cs="宋体"/>
+      <w:rFonts w:ascii="宋体" w:eastAsia="宋体" w:hAnsi="宋体" w:cs="宋体"/>
       <w:lang w:val="zh-CN" w:eastAsia="zh-CN" w:bidi="zh-CN"/>
     </w:rPr>
   </w:style>
